--- a/插件详细手册/0.问题解答集合（FAQ）/Rmmv中的常见问题.docx
+++ b/插件详细手册/0.问题解答集合（FAQ）/Rmmv中的常见问题.docx
@@ -1,6 +1,6 @@
 
 <file path=word/document.xml><?xml version="1.0" encoding="utf-8"?>
-<w:document xmlns:wpc="http://schemas.microsoft.com/office/word/2010/wordprocessingCanvas" xmlns:cx="http://schemas.microsoft.com/office/drawing/2014/chartex" xmlns:cx1="http://schemas.microsoft.com/office/drawing/2015/9/8/chartex" xmlns:cx2="http://schemas.microsoft.com/office/drawing/2015/10/21/chartex" xmlns:cx3="http://schemas.microsoft.com/office/drawing/2016/5/9/chartex" xmlns:cx4="http://schemas.microsoft.com/office/drawing/2016/5/10/chartex" xmlns:cx5="http://schemas.microsoft.com/office/drawing/2016/5/11/chartex" xmlns:cx6="http://schemas.microsoft.com/office/drawing/2016/5/12/chartex" xmlns:cx7="http://schemas.microsoft.com/office/drawing/2016/5/13/chartex" xmlns:cx8="http://schemas.microsoft.com/office/drawing/2016/5/14/chartex" xmlns:mc="http://schemas.openxmlformats.org/markup-compatibility/2006" xmlns:aink="http://schemas.microsoft.com/office/drawing/2016/ink" xmlns:am3d="http://schemas.microsoft.com/office/drawing/2017/model3d" xmlns:o="urn:schemas-microsoft-com:office:office" xmlns:oel="http://schemas.microsoft.com/office/2019/extlst" xmlns:r="http://schemas.openxmlformats.org/officeDocument/2006/relationships" xmlns:m="http://schemas.openxmlformats.org/officeDocument/2006/math" xmlns:v="urn:schemas-microsoft-com:vml" xmlns:wp14="http://schemas.microsoft.com/office/word/2010/wordprocessingDrawing" xmlns:wp="http://schemas.openxmlformats.org/drawingml/2006/wordprocessingDrawing" xmlns:w10="urn:schemas-microsoft-com:office:word" xmlns:w="http://schemas.openxmlformats.org/wordprocessingml/2006/main" xmlns:w14="http://schemas.microsoft.com/office/word/2010/wordml" xmlns:w15="http://schemas.microsoft.com/office/word/2012/wordml" xmlns:w16cex="http://schemas.microsoft.com/office/word/2018/wordml/cex" xmlns:w16cid="http://schemas.microsoft.com/office/word/2016/wordml/cid" xmlns:w16="http://schemas.microsoft.com/office/word/2018/wordml" xmlns:w16sdtdh="http://schemas.microsoft.com/office/word/2020/wordml/sdtdatahash" xmlns:w16se="http://schemas.microsoft.com/office/word/2015/wordml/symex" xmlns:wpg="http://schemas.microsoft.com/office/word/2010/wordprocessingGroup" xmlns:wpi="http://schemas.microsoft.com/office/word/2010/wordprocessingInk" xmlns:wne="http://schemas.microsoft.com/office/word/2006/wordml" xmlns:wps="http://schemas.microsoft.com/office/word/2010/wordprocessingShape" mc:Ignorable="w14 w15 w16se w16cid w16 w16cex w16sdtdh wp14">
+<w:document xmlns:wpc="http://schemas.microsoft.com/office/word/2010/wordprocessingCanvas" xmlns:cx="http://schemas.microsoft.com/office/drawing/2014/chartex" xmlns:cx1="http://schemas.microsoft.com/office/drawing/2015/9/8/chartex" xmlns:cx2="http://schemas.microsoft.com/office/drawing/2015/10/21/chartex" xmlns:cx3="http://schemas.microsoft.com/office/drawing/2016/5/9/chartex" xmlns:cx4="http://schemas.microsoft.com/office/drawing/2016/5/10/chartex" xmlns:cx5="http://schemas.microsoft.com/office/drawing/2016/5/11/chartex" xmlns:cx6="http://schemas.microsoft.com/office/drawing/2016/5/12/chartex" xmlns:cx7="http://schemas.microsoft.com/office/drawing/2016/5/13/chartex" xmlns:cx8="http://schemas.microsoft.com/office/drawing/2016/5/14/chartex" xmlns:mc="http://schemas.openxmlformats.org/markup-compatibility/2006" xmlns:aink="http://schemas.microsoft.com/office/drawing/2016/ink" xmlns:am3d="http://schemas.microsoft.com/office/drawing/2017/model3d" xmlns:o="urn:schemas-microsoft-com:office:office" xmlns:oel="http://schemas.microsoft.com/office/2019/extlst" xmlns:r="http://schemas.openxmlformats.org/officeDocument/2006/relationships" xmlns:m="http://schemas.openxmlformats.org/officeDocument/2006/math" xmlns:v="urn:schemas-microsoft-com:vml" xmlns:wp14="http://schemas.microsoft.com/office/word/2010/wordprocessingDrawing" xmlns:wp="http://schemas.openxmlformats.org/drawingml/2006/wordprocessingDrawing" xmlns:w10="urn:schemas-microsoft-com:office:word" xmlns:w="http://schemas.openxmlformats.org/wordprocessingml/2006/main" xmlns:w14="http://schemas.microsoft.com/office/word/2010/wordml" xmlns:w15="http://schemas.microsoft.com/office/word/2012/wordml" xmlns:w16cex="http://schemas.microsoft.com/office/word/2018/wordml/cex" xmlns:w16cid="http://schemas.microsoft.com/office/word/2016/wordml/cid" xmlns:w16="http://schemas.microsoft.com/office/word/2018/wordml" xmlns:w16du="http://schemas.microsoft.com/office/word/2023/wordml/word16du" xmlns:w16sdtdh="http://schemas.microsoft.com/office/word/2020/wordml/sdtdatahash" xmlns:w16sdtfl="http://schemas.microsoft.com/office/word/2024/wordml/sdtformatlock" xmlns:w16se="http://schemas.microsoft.com/office/word/2015/wordml/symex" xmlns:wpg="http://schemas.microsoft.com/office/word/2010/wordprocessingGroup" xmlns:wpi="http://schemas.microsoft.com/office/word/2010/wordprocessingInk" xmlns:wne="http://schemas.microsoft.com/office/word/2006/wordml" xmlns:wps="http://schemas.microsoft.com/office/word/2010/wordprocessingShape" mc:Ignorable="w14 w15 w16se w16cid w16 w16cex w16sdtdh w16sdtfl w16du wp14">
   <w:body>
     <w:p>
       <w:pPr>
@@ -28,25 +28,20 @@
       <w:r>
         <w:t xml:space="preserve"> </w:t>
       </w:r>
-      <w:proofErr w:type="gramStart"/>
       <w:r>
         <w:rPr>
           <w:rFonts w:hint="eastAsia"/>
         </w:rPr>
-        <w:t>插件报</w:t>
-      </w:r>
-      <w:proofErr w:type="gramEnd"/>
-      <w:r>
-        <w:rPr>
-          <w:rFonts w:hint="eastAsia"/>
-        </w:rPr>
-        <w:t>错</w:t>
+        <w:t>插件报错</w:t>
       </w:r>
     </w:p>
     <w:p>
       <w:pPr>
         <w:pStyle w:val="3"/>
         <w:spacing w:line="276" w:lineRule="auto"/>
+        <w:rPr>
+          <w:rFonts w:hint="eastAsia"/>
+        </w:rPr>
       </w:pPr>
       <w:r>
         <w:rPr>
@@ -181,7 +176,6 @@
                 <w:sz w:val="22"/>
               </w:rPr>
             </w:pPr>
-            <w:proofErr w:type="spellStart"/>
             <w:r>
               <w:rPr>
                 <w:rFonts w:ascii="Tahoma" w:eastAsia="微软雅黑" w:hAnsi="Tahoma"/>
@@ -198,7 +192,6 @@
               </w:rPr>
               <w:t>mmv</w:t>
             </w:r>
-            <w:proofErr w:type="spellEnd"/>
             <w:r>
               <w:rPr>
                 <w:rFonts w:ascii="Tahoma" w:eastAsia="微软雅黑" w:hAnsi="Tahoma" w:hint="eastAsia"/>
@@ -255,16 +248,13 @@
             </w:pPr>
             <w:r>
               <w:rPr>
-                <w:rFonts w:ascii="Tahoma" w:eastAsia="微软雅黑" w:hAnsi="Tahoma"/>
                 <w:noProof/>
-                <w:kern w:val="0"/>
-                <w:sz w:val="22"/>
               </w:rPr>
               <w:drawing>
-                <wp:inline distT="0" distB="0" distL="0" distR="0" wp14:anchorId="4A261F5B" wp14:editId="338DC1FF">
-                  <wp:extent cx="4381500" cy="1173183"/>
-                  <wp:effectExtent l="0" t="0" r="0" b="8255"/>
-                  <wp:docPr id="2" name="图片 2"/>
+                <wp:inline distT="0" distB="0" distL="0" distR="0" wp14:anchorId="3D0DDCF9" wp14:editId="3CBB2C18">
+                  <wp:extent cx="4333875" cy="1160430"/>
+                  <wp:effectExtent l="0" t="0" r="0" b="1905"/>
+                  <wp:docPr id="313610728" name="图片 1"/>
                   <wp:cNvGraphicFramePr>
                     <a:graphicFrameLocks xmlns:a="http://schemas.openxmlformats.org/drawingml/2006/main" noChangeAspect="1"/>
                   </wp:cNvGraphicFramePr>
@@ -272,23 +262,36 @@
                     <a:graphicData uri="http://schemas.openxmlformats.org/drawingml/2006/picture">
                       <pic:pic xmlns:pic="http://schemas.openxmlformats.org/drawingml/2006/picture">
                         <pic:nvPicPr>
-                          <pic:cNvPr id="1" name=""/>
-                          <pic:cNvPicPr/>
+                          <pic:cNvPr id="0" name="Picture 1"/>
+                          <pic:cNvPicPr>
+                            <a:picLocks noChangeAspect="1" noChangeArrowheads="1"/>
+                          </pic:cNvPicPr>
                         </pic:nvPicPr>
                         <pic:blipFill>
-                          <a:blip r:embed="rId8"/>
+                          <a:blip r:embed="rId8">
+                            <a:extLst>
+                              <a:ext uri="{28A0092B-C50C-407E-A947-70E740481C1C}">
+                                <a14:useLocalDpi xmlns:a14="http://schemas.microsoft.com/office/drawing/2010/main" val="0"/>
+                              </a:ext>
+                            </a:extLst>
+                          </a:blip>
+                          <a:srcRect/>
                           <a:stretch>
                             <a:fillRect/>
                           </a:stretch>
                         </pic:blipFill>
-                        <pic:spPr>
+                        <pic:spPr bwMode="auto">
                           <a:xfrm>
                             <a:off x="0" y="0"/>
-                            <a:ext cx="4429692" cy="1186087"/>
+                            <a:ext cx="4376390" cy="1171814"/>
                           </a:xfrm>
                           <a:prstGeom prst="rect">
                             <a:avLst/>
                           </a:prstGeom>
+                          <a:noFill/>
+                          <a:ln>
+                            <a:noFill/>
+                          </a:ln>
                         </pic:spPr>
                       </pic:pic>
                     </a:graphicData>
@@ -310,7 +313,6 @@
                 <w:sz w:val="22"/>
               </w:rPr>
             </w:pPr>
-            <w:proofErr w:type="spellStart"/>
             <w:r>
               <w:rPr>
                 <w:rFonts w:ascii="Tahoma" w:eastAsia="微软雅黑" w:hAnsi="Tahoma"/>
@@ -327,7 +329,6 @@
               </w:rPr>
               <w:t>mmv</w:t>
             </w:r>
-            <w:proofErr w:type="spellEnd"/>
             <w:r>
               <w:rPr>
                 <w:rFonts w:ascii="Tahoma" w:eastAsia="微软雅黑" w:hAnsi="Tahoma" w:hint="eastAsia"/>
@@ -376,16 +377,13 @@
             </w:pPr>
             <w:r>
               <w:rPr>
-                <w:rFonts w:ascii="Tahoma" w:eastAsia="微软雅黑" w:hAnsi="Tahoma"/>
                 <w:noProof/>
-                <w:kern w:val="0"/>
-                <w:sz w:val="22"/>
               </w:rPr>
               <w:drawing>
-                <wp:inline distT="0" distB="0" distL="0" distR="0" wp14:anchorId="6058289B" wp14:editId="311A9B66">
-                  <wp:extent cx="4396740" cy="1040692"/>
-                  <wp:effectExtent l="0" t="0" r="3810" b="7620"/>
-                  <wp:docPr id="3" name="图片 3"/>
+                <wp:inline distT="0" distB="0" distL="0" distR="0" wp14:anchorId="37B4DE51" wp14:editId="53AC22F6">
+                  <wp:extent cx="4333875" cy="1025812"/>
+                  <wp:effectExtent l="0" t="0" r="0" b="3175"/>
+                  <wp:docPr id="1098735564" name="图片 2"/>
                   <wp:cNvGraphicFramePr>
                     <a:graphicFrameLocks xmlns:a="http://schemas.openxmlformats.org/drawingml/2006/main" noChangeAspect="1"/>
                   </wp:cNvGraphicFramePr>
@@ -393,23 +391,36 @@
                     <a:graphicData uri="http://schemas.openxmlformats.org/drawingml/2006/picture">
                       <pic:pic xmlns:pic="http://schemas.openxmlformats.org/drawingml/2006/picture">
                         <pic:nvPicPr>
-                          <pic:cNvPr id="1" name=""/>
-                          <pic:cNvPicPr/>
+                          <pic:cNvPr id="0" name="Picture 3"/>
+                          <pic:cNvPicPr>
+                            <a:picLocks noChangeAspect="1" noChangeArrowheads="1"/>
+                          </pic:cNvPicPr>
                         </pic:nvPicPr>
                         <pic:blipFill>
-                          <a:blip r:embed="rId9"/>
+                          <a:blip r:embed="rId9">
+                            <a:extLst>
+                              <a:ext uri="{28A0092B-C50C-407E-A947-70E740481C1C}">
+                                <a14:useLocalDpi xmlns:a14="http://schemas.microsoft.com/office/drawing/2010/main" val="0"/>
+                              </a:ext>
+                            </a:extLst>
+                          </a:blip>
+                          <a:srcRect/>
                           <a:stretch>
                             <a:fillRect/>
                           </a:stretch>
                         </pic:blipFill>
-                        <pic:spPr>
+                        <pic:spPr bwMode="auto">
                           <a:xfrm>
                             <a:off x="0" y="0"/>
-                            <a:ext cx="4427678" cy="1048015"/>
+                            <a:ext cx="4372184" cy="1034880"/>
                           </a:xfrm>
                           <a:prstGeom prst="rect">
                             <a:avLst/>
                           </a:prstGeom>
+                          <a:noFill/>
+                          <a:ln>
+                            <a:noFill/>
+                          </a:ln>
                         </pic:spPr>
                       </pic:pic>
                     </a:graphicData>
@@ -715,7 +726,6 @@
               </w:rPr>
               <w:t>版本以下的</w:t>
             </w:r>
-            <w:proofErr w:type="spellStart"/>
             <w:r>
               <w:rPr>
                 <w:rFonts w:ascii="Tahoma" w:eastAsia="微软雅黑" w:hAnsi="Tahoma" w:hint="eastAsia"/>
@@ -725,7 +735,6 @@
               </w:rPr>
               <w:t>rmmv</w:t>
             </w:r>
-            <w:proofErr w:type="spellEnd"/>
             <w:r>
               <w:rPr>
                 <w:rFonts w:ascii="Tahoma" w:eastAsia="微软雅黑" w:hAnsi="Tahoma" w:hint="eastAsia"/>
@@ -744,7 +753,6 @@
               </w:rPr>
               <w:t>不能正常显示中文，建议升级</w:t>
             </w:r>
-            <w:proofErr w:type="spellStart"/>
             <w:r>
               <w:rPr>
                 <w:rFonts w:ascii="Tahoma" w:eastAsia="微软雅黑" w:hAnsi="Tahoma" w:hint="eastAsia"/>
@@ -754,7 +762,6 @@
               </w:rPr>
               <w:t>rmmv</w:t>
             </w:r>
-            <w:proofErr w:type="spellEnd"/>
             <w:r>
               <w:rPr>
                 <w:rFonts w:ascii="Tahoma" w:eastAsia="微软雅黑" w:hAnsi="Tahoma" w:hint="eastAsia"/>
@@ -912,6 +919,9 @@
       <w:pPr>
         <w:pStyle w:val="3"/>
         <w:spacing w:line="276" w:lineRule="auto"/>
+        <w:rPr>
+          <w:rFonts w:hint="eastAsia"/>
+        </w:rPr>
       </w:pPr>
       <w:bookmarkStart w:id="0" w:name="_找不到数据’1’、’2’、’10’…"/>
       <w:bookmarkEnd w:id="0"/>
@@ -928,57 +938,27 @@
         </w:rPr>
         <w:t>数据</w:t>
       </w:r>
-      <w:proofErr w:type="gramStart"/>
       <w:r>
-        <w:t>’</w:t>
+        <w:t>’1’</w:t>
       </w:r>
-      <w:proofErr w:type="gramEnd"/>
-      <w:r>
-        <w:t>1</w:t>
-      </w:r>
-      <w:proofErr w:type="gramStart"/>
-      <w:r>
-        <w:t>’</w:t>
-      </w:r>
-      <w:proofErr w:type="gramEnd"/>
       <w:r>
         <w:rPr>
           <w:rFonts w:hint="eastAsia"/>
         </w:rPr>
         <w:t>、</w:t>
       </w:r>
-      <w:proofErr w:type="gramStart"/>
       <w:r>
-        <w:t>’</w:t>
+        <w:t>’2’</w:t>
       </w:r>
-      <w:proofErr w:type="gramEnd"/>
-      <w:r>
-        <w:t>2</w:t>
-      </w:r>
-      <w:proofErr w:type="gramStart"/>
-      <w:r>
-        <w:t>’</w:t>
-      </w:r>
-      <w:proofErr w:type="gramEnd"/>
       <w:r>
         <w:rPr>
           <w:rFonts w:hint="eastAsia"/>
         </w:rPr>
         <w:t>、</w:t>
       </w:r>
-      <w:proofErr w:type="gramStart"/>
       <w:r>
-        <w:t>’</w:t>
+        <w:t>’10’</w:t>
       </w:r>
-      <w:proofErr w:type="gramEnd"/>
-      <w:r>
-        <w:t>10</w:t>
-      </w:r>
-      <w:proofErr w:type="gramStart"/>
-      <w:r>
-        <w:t>’</w:t>
-      </w:r>
-      <w:proofErr w:type="gramEnd"/>
       <w:r>
         <w:rPr>
           <w:rFonts w:hint="eastAsia"/>
@@ -1203,10 +1183,10 @@
                 <w:noProof/>
               </w:rPr>
               <w:drawing>
-                <wp:inline distT="0" distB="0" distL="0" distR="0" wp14:anchorId="76D20B5E" wp14:editId="2F7F962F">
-                  <wp:extent cx="3423616" cy="2598420"/>
-                  <wp:effectExtent l="0" t="0" r="5715" b="0"/>
-                  <wp:docPr id="1" name="图片 1"/>
+                <wp:inline distT="0" distB="0" distL="0" distR="0" wp14:anchorId="5F9BF88F" wp14:editId="75F12B30">
+                  <wp:extent cx="3829050" cy="2910281"/>
+                  <wp:effectExtent l="0" t="0" r="0" b="4445"/>
+                  <wp:docPr id="1334639262" name="图片 3"/>
                   <wp:cNvGraphicFramePr>
                     <a:graphicFrameLocks xmlns:a="http://schemas.openxmlformats.org/drawingml/2006/main" noChangeAspect="1"/>
                   </wp:cNvGraphicFramePr>
@@ -1214,7 +1194,7 @@
                     <a:graphicData uri="http://schemas.openxmlformats.org/drawingml/2006/picture">
                       <pic:pic xmlns:pic="http://schemas.openxmlformats.org/drawingml/2006/picture">
                         <pic:nvPicPr>
-                          <pic:cNvPr id="0" name="Picture 1"/>
+                          <pic:cNvPr id="0" name="Picture 5"/>
                           <pic:cNvPicPr>
                             <a:picLocks noChangeAspect="1" noChangeArrowheads="1"/>
                           </pic:cNvPicPr>
@@ -1235,7 +1215,7 @@
                         <pic:spPr bwMode="auto">
                           <a:xfrm>
                             <a:off x="0" y="0"/>
-                            <a:ext cx="3441249" cy="2611803"/>
+                            <a:ext cx="3837325" cy="2916570"/>
                           </a:xfrm>
                           <a:prstGeom prst="rect">
                             <a:avLst/>
@@ -1375,7 +1355,6 @@
               </w:rPr>
               <w:t>‘</w:t>
             </w:r>
-            <w:proofErr w:type="spellStart"/>
             <w:r>
               <w:rPr>
                 <w:rFonts w:ascii="Tahoma" w:eastAsia="微软雅黑" w:hAnsi="Tahoma"/>
@@ -1384,7 +1363,6 @@
               </w:rPr>
               <w:t>xxxx</w:t>
             </w:r>
-            <w:proofErr w:type="spellEnd"/>
             <w:r>
               <w:rPr>
                 <w:rFonts w:ascii="Tahoma" w:eastAsia="微软雅黑" w:hAnsi="Tahoma"/>
@@ -1553,25 +1531,7 @@
                 <w:kern w:val="0"/>
                 <w:sz w:val="22"/>
               </w:rPr>
-              <w:t>设计者发布新游戏，玩家用旧</w:t>
-            </w:r>
-            <w:proofErr w:type="gramStart"/>
-            <w:r>
-              <w:rPr>
-                <w:rFonts w:ascii="Tahoma" w:eastAsia="微软雅黑" w:hAnsi="Tahoma" w:hint="eastAsia"/>
-                <w:kern w:val="0"/>
-                <w:sz w:val="22"/>
-              </w:rPr>
-              <w:t>档</w:t>
-            </w:r>
-            <w:proofErr w:type="gramEnd"/>
-            <w:r>
-              <w:rPr>
-                <w:rFonts w:ascii="Tahoma" w:eastAsia="微软雅黑" w:hAnsi="Tahoma" w:hint="eastAsia"/>
-                <w:kern w:val="0"/>
-                <w:sz w:val="22"/>
-              </w:rPr>
-              <w:t>覆盖</w:t>
+              <w:t>设计者发布新游戏，玩家用旧档覆盖</w:t>
             </w:r>
             <w:r>
               <w:rPr>
@@ -1764,25 +1724,7 @@
                 <w:kern w:val="0"/>
                 <w:sz w:val="22"/>
               </w:rPr>
-              <w:t>会去存档内容中</w:t>
-            </w:r>
-            <w:proofErr w:type="gramStart"/>
-            <w:r>
-              <w:rPr>
-                <w:rFonts w:ascii="Tahoma" w:eastAsia="微软雅黑" w:hAnsi="Tahoma" w:hint="eastAsia"/>
-                <w:kern w:val="0"/>
-                <w:sz w:val="22"/>
-              </w:rPr>
-              <w:t>找是否</w:t>
-            </w:r>
-            <w:proofErr w:type="gramEnd"/>
-            <w:r>
-              <w:rPr>
-                <w:rFonts w:ascii="Tahoma" w:eastAsia="微软雅黑" w:hAnsi="Tahoma" w:hint="eastAsia"/>
-                <w:kern w:val="0"/>
-                <w:sz w:val="22"/>
-              </w:rPr>
-              <w:t>有自己对应的数据，由于旧存档没有给插件开辟存储变量空间，所以会返回未定义的错误。</w:t>
+              <w:t>会去存档内容中找是否有自己对应的数据，由于旧存档没有给插件开辟存储变量空间，所以会返回未定义的错误。</w:t>
             </w:r>
           </w:p>
           <w:p>
@@ -1900,9 +1842,17 @@
                   <w:kern w:val="0"/>
                   <w:sz w:val="22"/>
                 </w:rPr>
-                <w:t>找不到</w:t>
+                <w:t>找不到’</w:t>
               </w:r>
-              <w:proofErr w:type="gramStart"/>
+              <w:r>
+                <w:rPr>
+                  <w:rStyle w:val="a4"/>
+                  <w:rFonts w:ascii="Tahoma" w:eastAsia="微软雅黑" w:hAnsi="Tahoma" w:hint="eastAsia"/>
+                  <w:kern w:val="0"/>
+                  <w:sz w:val="22"/>
+                </w:rPr>
+                <w:t>length</w:t>
+              </w:r>
               <w:r>
                 <w:rPr>
                   <w:rStyle w:val="a4"/>
@@ -1912,27 +1862,6 @@
                 </w:rPr>
                 <w:t>’</w:t>
               </w:r>
-              <w:proofErr w:type="gramEnd"/>
-              <w:r>
-                <w:rPr>
-                  <w:rStyle w:val="a4"/>
-                  <w:rFonts w:ascii="Tahoma" w:eastAsia="微软雅黑" w:hAnsi="Tahoma" w:hint="eastAsia"/>
-                  <w:kern w:val="0"/>
-                  <w:sz w:val="22"/>
-                </w:rPr>
-                <w:t>length</w:t>
-              </w:r>
-              <w:proofErr w:type="gramStart"/>
-              <w:r>
-                <w:rPr>
-                  <w:rStyle w:val="a4"/>
-                  <w:rFonts w:ascii="Tahoma" w:eastAsia="微软雅黑" w:hAnsi="Tahoma" w:hint="eastAsia"/>
-                  <w:kern w:val="0"/>
-                  <w:sz w:val="22"/>
-                </w:rPr>
-                <w:t>’</w:t>
-              </w:r>
-              <w:proofErr w:type="gramEnd"/>
             </w:hyperlink>
             <w:r>
               <w:rPr>
@@ -2107,6 +2036,9 @@
       <w:pPr>
         <w:pStyle w:val="3"/>
         <w:spacing w:line="276" w:lineRule="auto"/>
+        <w:rPr>
+          <w:rFonts w:hint="eastAsia"/>
+        </w:rPr>
       </w:pPr>
       <w:bookmarkStart w:id="1" w:name="_找不到’length’"/>
       <w:bookmarkEnd w:id="1"/>
@@ -2117,11 +2049,9 @@
         <w:lastRenderedPageBreak/>
         <w:t>找不到</w:t>
       </w:r>
-      <w:proofErr w:type="gramStart"/>
       <w:r>
         <w:t>’</w:t>
       </w:r>
-      <w:proofErr w:type="gramEnd"/>
       <w:r>
         <w:rPr>
           <w:rFonts w:hint="eastAsia"/>
@@ -2206,7 +2136,6 @@
               </w:rPr>
               <w:t>找不到</w:t>
             </w:r>
-            <w:proofErr w:type="gramStart"/>
             <w:r>
               <w:rPr>
                 <w:rFonts w:ascii="Tahoma" w:eastAsia="微软雅黑" w:hAnsi="Tahoma"/>
@@ -2215,7 +2144,6 @@
               </w:rPr>
               <w:t>’</w:t>
             </w:r>
-            <w:proofErr w:type="gramEnd"/>
             <w:r>
               <w:rPr>
                 <w:rFonts w:ascii="Tahoma" w:eastAsia="微软雅黑" w:hAnsi="Tahoma" w:hint="eastAsia"/>
@@ -2388,17 +2316,13 @@
             </w:pPr>
             <w:r>
               <w:rPr>
-                <w:rFonts w:ascii="宋体" w:eastAsia="宋体" w:hAnsi="宋体" w:cs="宋体"/>
                 <w:noProof/>
-                <w:kern w:val="0"/>
-                <w:sz w:val="24"/>
-                <w:szCs w:val="24"/>
               </w:rPr>
               <w:drawing>
-                <wp:inline distT="0" distB="0" distL="0" distR="0" wp14:anchorId="30894EDE" wp14:editId="405B68A8">
-                  <wp:extent cx="3611880" cy="1976164"/>
-                  <wp:effectExtent l="0" t="0" r="7620" b="5080"/>
-                  <wp:docPr id="8" name="图片 8" descr="C:\Users\lenovo\AppData\Roaming\Tencent\Users\1355126171\QQ\WinTemp\RichOle\FQZA$Q4_7D]9_B%(R}K7MO2.png"/>
+                <wp:inline distT="0" distB="0" distL="0" distR="0" wp14:anchorId="1749CCB8" wp14:editId="24EFF913">
+                  <wp:extent cx="4267200" cy="2336018"/>
+                  <wp:effectExtent l="0" t="0" r="0" b="7620"/>
+                  <wp:docPr id="1752702390" name="图片 4"/>
                   <wp:cNvGraphicFramePr>
                     <a:graphicFrameLocks xmlns:a="http://schemas.openxmlformats.org/drawingml/2006/main" noChangeAspect="1"/>
                   </wp:cNvGraphicFramePr>
@@ -2406,7 +2330,7 @@
                     <a:graphicData uri="http://schemas.openxmlformats.org/drawingml/2006/picture">
                       <pic:pic xmlns:pic="http://schemas.openxmlformats.org/drawingml/2006/picture">
                         <pic:nvPicPr>
-                          <pic:cNvPr id="0" name="Picture 1" descr="C:\Users\lenovo\AppData\Roaming\Tencent\Users\1355126171\QQ\WinTemp\RichOle\FQZA$Q4_7D]9_B%(R}K7MO2.png"/>
+                          <pic:cNvPr id="0" name="Picture 7"/>
                           <pic:cNvPicPr>
                             <a:picLocks noChangeAspect="1" noChangeArrowheads="1"/>
                           </pic:cNvPicPr>
@@ -2427,7 +2351,7 @@
                         <pic:spPr bwMode="auto">
                           <a:xfrm>
                             <a:off x="0" y="0"/>
-                            <a:ext cx="3633872" cy="1988196"/>
+                            <a:ext cx="4269020" cy="2337014"/>
                           </a:xfrm>
                           <a:prstGeom prst="rect">
                             <a:avLst/>
@@ -2757,19 +2681,8 @@
                   <w:kern w:val="0"/>
                   <w:sz w:val="22"/>
                 </w:rPr>
-                <w:t>找不到数据</w:t>
+                <w:t>找不到数据’</w:t>
               </w:r>
-              <w:proofErr w:type="gramStart"/>
-              <w:r>
-                <w:rPr>
-                  <w:rStyle w:val="a4"/>
-                  <w:rFonts w:ascii="Tahoma" w:eastAsia="微软雅黑" w:hAnsi="Tahoma" w:hint="eastAsia"/>
-                  <w:kern w:val="0"/>
-                  <w:sz w:val="22"/>
-                </w:rPr>
-                <w:t>’</w:t>
-              </w:r>
-              <w:proofErr w:type="gramEnd"/>
               <w:r>
                 <w:rPr>
                   <w:rStyle w:val="a4"/>
@@ -2779,7 +2692,6 @@
                 </w:rPr>
                 <w:t>1</w:t>
               </w:r>
-              <w:proofErr w:type="gramStart"/>
               <w:r>
                 <w:rPr>
                   <w:rStyle w:val="a4"/>
@@ -2787,29 +2699,8 @@
                   <w:kern w:val="0"/>
                   <w:sz w:val="22"/>
                 </w:rPr>
-                <w:t>’</w:t>
+                <w:t>’、’</w:t>
               </w:r>
-              <w:proofErr w:type="gramEnd"/>
-              <w:r>
-                <w:rPr>
-                  <w:rStyle w:val="a4"/>
-                  <w:rFonts w:ascii="Tahoma" w:eastAsia="微软雅黑" w:hAnsi="Tahoma" w:hint="eastAsia"/>
-                  <w:kern w:val="0"/>
-                  <w:sz w:val="22"/>
-                </w:rPr>
-                <w:t>、</w:t>
-              </w:r>
-              <w:proofErr w:type="gramStart"/>
-              <w:r>
-                <w:rPr>
-                  <w:rStyle w:val="a4"/>
-                  <w:rFonts w:ascii="Tahoma" w:eastAsia="微软雅黑" w:hAnsi="Tahoma" w:hint="eastAsia"/>
-                  <w:kern w:val="0"/>
-                  <w:sz w:val="22"/>
-                </w:rPr>
-                <w:t>’</w:t>
-              </w:r>
-              <w:proofErr w:type="gramEnd"/>
               <w:r>
                 <w:rPr>
                   <w:rStyle w:val="a4"/>
@@ -2819,7 +2710,6 @@
                 </w:rPr>
                 <w:t>2</w:t>
               </w:r>
-              <w:proofErr w:type="gramStart"/>
               <w:r>
                 <w:rPr>
                   <w:rStyle w:val="a4"/>
@@ -2827,29 +2717,8 @@
                   <w:kern w:val="0"/>
                   <w:sz w:val="22"/>
                 </w:rPr>
-                <w:t>’</w:t>
+                <w:t>’、’</w:t>
               </w:r>
-              <w:proofErr w:type="gramEnd"/>
-              <w:r>
-                <w:rPr>
-                  <w:rStyle w:val="a4"/>
-                  <w:rFonts w:ascii="Tahoma" w:eastAsia="微软雅黑" w:hAnsi="Tahoma" w:hint="eastAsia"/>
-                  <w:kern w:val="0"/>
-                  <w:sz w:val="22"/>
-                </w:rPr>
-                <w:t>、</w:t>
-              </w:r>
-              <w:proofErr w:type="gramStart"/>
-              <w:r>
-                <w:rPr>
-                  <w:rStyle w:val="a4"/>
-                  <w:rFonts w:ascii="Tahoma" w:eastAsia="微软雅黑" w:hAnsi="Tahoma" w:hint="eastAsia"/>
-                  <w:kern w:val="0"/>
-                  <w:sz w:val="22"/>
-                </w:rPr>
-                <w:t>’</w:t>
-              </w:r>
-              <w:proofErr w:type="gramEnd"/>
               <w:r>
                 <w:rPr>
                   <w:rStyle w:val="a4"/>
@@ -2859,7 +2728,6 @@
                 </w:rPr>
                 <w:t>10</w:t>
               </w:r>
-              <w:proofErr w:type="gramStart"/>
               <w:r>
                 <w:rPr>
                   <w:rStyle w:val="a4"/>
@@ -2867,17 +2735,7 @@
                   <w:kern w:val="0"/>
                   <w:sz w:val="22"/>
                 </w:rPr>
-                <w:t>’</w:t>
-              </w:r>
-              <w:proofErr w:type="gramEnd"/>
-              <w:r>
-                <w:rPr>
-                  <w:rStyle w:val="a4"/>
-                  <w:rFonts w:ascii="Tahoma" w:eastAsia="微软雅黑" w:hAnsi="Tahoma" w:hint="eastAsia"/>
-                  <w:kern w:val="0"/>
-                  <w:sz w:val="22"/>
-                </w:rPr>
-                <w:t>…</w:t>
+                <w:t>’…</w:t>
               </w:r>
             </w:hyperlink>
             <w:r>
@@ -3016,6 +2874,9 @@
       <w:pPr>
         <w:pStyle w:val="3"/>
         <w:spacing w:line="276" w:lineRule="auto"/>
+        <w:rPr>
+          <w:rFonts w:hint="eastAsia"/>
+        </w:rPr>
       </w:pPr>
       <w:r>
         <w:rPr>
@@ -3298,10 +3159,10 @@
                 <w:noProof/>
               </w:rPr>
               <w:drawing>
-                <wp:inline distT="0" distB="0" distL="0" distR="0" wp14:anchorId="049DA691" wp14:editId="59C70190">
-                  <wp:extent cx="4325420" cy="1803907"/>
-                  <wp:effectExtent l="0" t="0" r="0" b="6350"/>
-                  <wp:docPr id="9" name="图片 9"/>
+                <wp:inline distT="0" distB="0" distL="0" distR="0" wp14:anchorId="5CB70971" wp14:editId="3B7BBB12">
+                  <wp:extent cx="4337907" cy="1809115"/>
+                  <wp:effectExtent l="0" t="0" r="5715" b="635"/>
+                  <wp:docPr id="121411013" name="图片 5"/>
                   <wp:cNvGraphicFramePr>
                     <a:graphicFrameLocks xmlns:a="http://schemas.openxmlformats.org/drawingml/2006/main" noChangeAspect="1"/>
                   </wp:cNvGraphicFramePr>
@@ -3309,23 +3170,36 @@
                     <a:graphicData uri="http://schemas.openxmlformats.org/drawingml/2006/picture">
                       <pic:pic xmlns:pic="http://schemas.openxmlformats.org/drawingml/2006/picture">
                         <pic:nvPicPr>
-                          <pic:cNvPr id="1" name=""/>
-                          <pic:cNvPicPr/>
+                          <pic:cNvPr id="0" name="Picture 9"/>
+                          <pic:cNvPicPr>
+                            <a:picLocks noChangeAspect="1" noChangeArrowheads="1"/>
+                          </pic:cNvPicPr>
                         </pic:nvPicPr>
                         <pic:blipFill>
-                          <a:blip r:embed="rId12"/>
+                          <a:blip r:embed="rId12">
+                            <a:extLst>
+                              <a:ext uri="{28A0092B-C50C-407E-A947-70E740481C1C}">
+                                <a14:useLocalDpi xmlns:a14="http://schemas.microsoft.com/office/drawing/2010/main" val="0"/>
+                              </a:ext>
+                            </a:extLst>
+                          </a:blip>
+                          <a:srcRect/>
                           <a:stretch>
                             <a:fillRect/>
                           </a:stretch>
                         </pic:blipFill>
-                        <pic:spPr>
+                        <pic:spPr bwMode="auto">
                           <a:xfrm>
                             <a:off x="0" y="0"/>
-                            <a:ext cx="4350798" cy="1814491"/>
+                            <a:ext cx="4353480" cy="1815610"/>
                           </a:xfrm>
                           <a:prstGeom prst="rect">
                             <a:avLst/>
                           </a:prstGeom>
+                          <a:noFill/>
+                          <a:ln>
+                            <a:noFill/>
+                          </a:ln>
                         </pic:spPr>
                       </pic:pic>
                     </a:graphicData>
@@ -3539,25 +3413,7 @@
                 <w:kern w:val="0"/>
                 <w:sz w:val="22"/>
               </w:rPr>
-              <w:t>换上新插件后，新</w:t>
-            </w:r>
-            <w:proofErr w:type="gramStart"/>
-            <w:r>
-              <w:rPr>
-                <w:rFonts w:ascii="Tahoma" w:eastAsia="微软雅黑" w:hAnsi="Tahoma" w:hint="eastAsia"/>
-                <w:kern w:val="0"/>
-                <w:sz w:val="22"/>
-              </w:rPr>
-              <w:t>插件报</w:t>
-            </w:r>
-            <w:proofErr w:type="gramEnd"/>
-            <w:r>
-              <w:rPr>
-                <w:rFonts w:ascii="Tahoma" w:eastAsia="微软雅黑" w:hAnsi="Tahoma" w:hint="eastAsia"/>
-                <w:kern w:val="0"/>
-                <w:sz w:val="22"/>
-              </w:rPr>
-              <w:t>错。</w:t>
+              <w:t>换上新插件后，新插件报错。</w:t>
             </w:r>
           </w:p>
         </w:tc>
@@ -3671,34 +3527,14 @@
               </w:rPr>
               <w:t>你在插件配置中将</w:t>
             </w:r>
-            <w:proofErr w:type="gramStart"/>
-            <w:r>
-              <w:rPr>
-                <w:rFonts w:ascii="Tahoma" w:eastAsia="微软雅黑" w:hAnsi="Tahoma"/>
-                <w:kern w:val="0"/>
-                <w:sz w:val="22"/>
-              </w:rPr>
-              <w:t>”</w:t>
-            </w:r>
-            <w:proofErr w:type="gramEnd"/>
-            <w:r>
-              <w:rPr>
-                <w:rFonts w:ascii="Tahoma" w:eastAsia="微软雅黑" w:hAnsi="Tahoma"/>
-                <w:kern w:val="0"/>
-                <w:sz w:val="22"/>
-              </w:rPr>
-              <w:t>{}</w:t>
-            </w:r>
-            <w:proofErr w:type="gramStart"/>
-            <w:r>
-              <w:rPr>
-                <w:rFonts w:ascii="Tahoma" w:eastAsia="微软雅黑" w:hAnsi="Tahoma"/>
-                <w:kern w:val="0"/>
-                <w:sz w:val="22"/>
-              </w:rPr>
-              <w:t>”</w:t>
-            </w:r>
-            <w:proofErr w:type="gramEnd"/>
+            <w:r>
+              <w:rPr>
+                <w:rFonts w:ascii="Tahoma" w:eastAsia="微软雅黑" w:hAnsi="Tahoma"/>
+                <w:kern w:val="0"/>
+                <w:sz w:val="22"/>
+              </w:rPr>
+              <w:t>”{}”</w:t>
+            </w:r>
             <w:r>
               <w:rPr>
                 <w:rFonts w:ascii="Tahoma" w:eastAsia="微软雅黑" w:hAnsi="Tahoma" w:hint="eastAsia"/>
@@ -3765,25 +3601,7 @@
                 <w:kern w:val="0"/>
                 <w:sz w:val="22"/>
               </w:rPr>
-              <w:t>你也可以</w:t>
-            </w:r>
-            <w:proofErr w:type="gramStart"/>
-            <w:r>
-              <w:rPr>
-                <w:rFonts w:ascii="Tahoma" w:eastAsia="微软雅黑" w:hAnsi="Tahoma" w:hint="eastAsia"/>
-                <w:kern w:val="0"/>
-                <w:sz w:val="22"/>
-              </w:rPr>
-              <w:t>跟作者</w:t>
-            </w:r>
-            <w:proofErr w:type="gramEnd"/>
-            <w:r>
-              <w:rPr>
-                <w:rFonts w:ascii="Tahoma" w:eastAsia="微软雅黑" w:hAnsi="Tahoma" w:hint="eastAsia"/>
-                <w:kern w:val="0"/>
-                <w:sz w:val="22"/>
-              </w:rPr>
-              <w:t>提一下这个</w:t>
+              <w:t>你也可以跟作者提一下这个</w:t>
             </w:r>
             <w:r>
               <w:rPr>
@@ -4000,6 +3818,9 @@
       <w:pPr>
         <w:pStyle w:val="3"/>
         <w:spacing w:line="276" w:lineRule="auto"/>
+        <w:rPr>
+          <w:rFonts w:hint="eastAsia"/>
+        </w:rPr>
       </w:pPr>
       <w:r>
         <w:rPr>
@@ -4015,7 +3836,7 @@
         <w:snapToGrid w:val="0"/>
         <w:spacing w:before="120" w:after="120" w:line="240" w:lineRule="auto"/>
         <w:rPr>
-          <w:rFonts w:ascii="微软雅黑" w:eastAsia="微软雅黑" w:hAnsi="微软雅黑"/>
+          <w:rFonts w:ascii="微软雅黑" w:eastAsia="微软雅黑" w:hAnsi="微软雅黑" w:hint="eastAsia"/>
           <w:sz w:val="22"/>
           <w:szCs w:val="22"/>
         </w:rPr>
@@ -4194,7 +4015,7 @@
         <w:snapToGrid w:val="0"/>
         <w:spacing w:before="120" w:after="120" w:line="240" w:lineRule="auto"/>
         <w:rPr>
-          <w:rFonts w:ascii="微软雅黑" w:eastAsia="微软雅黑" w:hAnsi="微软雅黑"/>
+          <w:rFonts w:ascii="微软雅黑" w:eastAsia="微软雅黑" w:hAnsi="微软雅黑" w:hint="eastAsia"/>
           <w:sz w:val="22"/>
           <w:szCs w:val="22"/>
         </w:rPr>
@@ -4395,17 +4216,17 @@
         <w:snapToGrid w:val="0"/>
         <w:spacing w:before="120" w:after="120" w:line="240" w:lineRule="auto"/>
         <w:rPr>
+          <w:rFonts w:ascii="微软雅黑" w:eastAsia="微软雅黑" w:hAnsi="微软雅黑" w:hint="eastAsia"/>
+          <w:sz w:val="22"/>
+          <w:szCs w:val="22"/>
+        </w:rPr>
+      </w:pPr>
+      <w:r>
+        <w:rPr>
           <w:rFonts w:ascii="微软雅黑" w:eastAsia="微软雅黑" w:hAnsi="微软雅黑"/>
           <w:sz w:val="22"/>
           <w:szCs w:val="22"/>
         </w:rPr>
-      </w:pPr>
-      <w:r>
-        <w:rPr>
-          <w:rFonts w:ascii="微软雅黑" w:eastAsia="微软雅黑" w:hAnsi="微软雅黑"/>
-          <w:sz w:val="22"/>
-          <w:szCs w:val="22"/>
-        </w:rPr>
         <w:t>3</w:t>
       </w:r>
       <w:r>
@@ -4416,7 +4237,6 @@
         </w:rPr>
         <w:t>）</w:t>
       </w:r>
-      <w:proofErr w:type="gramStart"/>
       <w:r>
         <w:rPr>
           <w:rFonts w:ascii="微软雅黑" w:eastAsia="微软雅黑" w:hAnsi="微软雅黑" w:hint="eastAsia"/>
@@ -4425,7 +4245,6 @@
         </w:rPr>
         <w:t>找群咨询</w:t>
       </w:r>
-      <w:proofErr w:type="gramEnd"/>
     </w:p>
     <w:p>
       <w:pPr>
@@ -4480,25 +4299,7 @@
           <w:kern w:val="0"/>
           <w:sz w:val="22"/>
         </w:rPr>
-        <w:t>可以</w:t>
-      </w:r>
-      <w:proofErr w:type="gramStart"/>
-      <w:r>
-        <w:rPr>
-          <w:rFonts w:ascii="Tahoma" w:eastAsia="微软雅黑" w:hAnsi="Tahoma" w:hint="eastAsia"/>
-          <w:kern w:val="0"/>
-          <w:sz w:val="22"/>
-        </w:rPr>
-        <w:t>找群或者问</w:t>
-      </w:r>
-      <w:proofErr w:type="gramEnd"/>
-      <w:r>
-        <w:rPr>
-          <w:rFonts w:ascii="Tahoma" w:eastAsia="微软雅黑" w:hAnsi="Tahoma" w:hint="eastAsia"/>
-          <w:kern w:val="0"/>
-          <w:sz w:val="22"/>
-        </w:rPr>
-        <w:t>做游戏的群友。</w:t>
+        <w:t>可以找群或者问做游戏的群友。</w:t>
       </w:r>
     </w:p>
     <w:p>
@@ -4610,6 +4411,9 @@
       <w:pPr>
         <w:pStyle w:val="3"/>
         <w:spacing w:line="276" w:lineRule="auto"/>
+        <w:rPr>
+          <w:rFonts w:hint="eastAsia"/>
+        </w:rPr>
       </w:pPr>
       <w:bookmarkStart w:id="2" w:name="_游戏闪退（进入超大地图时）"/>
       <w:bookmarkEnd w:id="2"/>
@@ -4821,10 +4625,10 @@
                 <w:noProof/>
               </w:rPr>
               <w:drawing>
-                <wp:inline distT="0" distB="0" distL="0" distR="0" wp14:anchorId="0C9996E8" wp14:editId="7B3EF60E">
-                  <wp:extent cx="3817620" cy="1313140"/>
-                  <wp:effectExtent l="0" t="0" r="0" b="1905"/>
-                  <wp:docPr id="6" name="图片 6"/>
+                <wp:inline distT="0" distB="0" distL="0" distR="0" wp14:anchorId="6C5E8D65" wp14:editId="4C0464C3">
+                  <wp:extent cx="4362450" cy="1500544"/>
+                  <wp:effectExtent l="0" t="0" r="0" b="4445"/>
+                  <wp:docPr id="494284796" name="图片 7"/>
                   <wp:cNvGraphicFramePr>
                     <a:graphicFrameLocks xmlns:a="http://schemas.openxmlformats.org/drawingml/2006/main" noChangeAspect="1"/>
                   </wp:cNvGraphicFramePr>
@@ -4832,23 +4636,36 @@
                     <a:graphicData uri="http://schemas.openxmlformats.org/drawingml/2006/picture">
                       <pic:pic xmlns:pic="http://schemas.openxmlformats.org/drawingml/2006/picture">
                         <pic:nvPicPr>
-                          <pic:cNvPr id="1" name=""/>
-                          <pic:cNvPicPr/>
+                          <pic:cNvPr id="0" name="Picture 16"/>
+                          <pic:cNvPicPr>
+                            <a:picLocks noChangeAspect="1" noChangeArrowheads="1"/>
+                          </pic:cNvPicPr>
                         </pic:nvPicPr>
                         <pic:blipFill>
-                          <a:blip r:embed="rId13"/>
+                          <a:blip r:embed="rId13">
+                            <a:extLst>
+                              <a:ext uri="{28A0092B-C50C-407E-A947-70E740481C1C}">
+                                <a14:useLocalDpi xmlns:a14="http://schemas.microsoft.com/office/drawing/2010/main" val="0"/>
+                              </a:ext>
+                            </a:extLst>
+                          </a:blip>
+                          <a:srcRect/>
                           <a:stretch>
                             <a:fillRect/>
                           </a:stretch>
                         </pic:blipFill>
-                        <pic:spPr>
+                        <pic:spPr bwMode="auto">
                           <a:xfrm>
                             <a:off x="0" y="0"/>
-                            <a:ext cx="3843111" cy="1321908"/>
+                            <a:ext cx="4368840" cy="1502742"/>
                           </a:xfrm>
                           <a:prstGeom prst="rect">
                             <a:avLst/>
                           </a:prstGeom>
+                          <a:noFill/>
+                          <a:ln>
+                            <a:noFill/>
+                          </a:ln>
                         </pic:spPr>
                       </pic:pic>
                     </a:graphicData>
@@ -5086,25 +4903,7 @@
                 <w:kern w:val="0"/>
                 <w:sz w:val="22"/>
               </w:rPr>
-              <w:t>这种情况通常发生的可能性非常低，同时开</w:t>
-            </w:r>
-            <w:proofErr w:type="gramStart"/>
-            <w:r>
-              <w:rPr>
-                <w:rFonts w:ascii="Tahoma" w:eastAsia="微软雅黑" w:hAnsi="Tahoma" w:hint="eastAsia"/>
-                <w:kern w:val="0"/>
-                <w:sz w:val="22"/>
-              </w:rPr>
-              <w:t>一堆占</w:t>
-            </w:r>
-            <w:proofErr w:type="gramEnd"/>
-            <w:r>
-              <w:rPr>
-                <w:rFonts w:ascii="Tahoma" w:eastAsia="微软雅黑" w:hAnsi="Tahoma" w:hint="eastAsia"/>
-                <w:kern w:val="0"/>
-                <w:sz w:val="22"/>
-              </w:rPr>
-              <w:t>内存的大软件，才会发生这种情况。</w:t>
+              <w:t>这种情况通常发生的可能性非常低，同时开一堆占内存的大软件，才会发生这种情况。</w:t>
             </w:r>
           </w:p>
           <w:p>
@@ -5112,7 +4911,7 @@
               <w:widowControl/>
               <w:jc w:val="center"/>
               <w:rPr>
-                <w:rFonts w:ascii="宋体" w:eastAsia="宋体" w:hAnsi="宋体" w:cs="宋体"/>
+                <w:rFonts w:ascii="宋体" w:eastAsia="宋体" w:hAnsi="宋体" w:cs="宋体" w:hint="eastAsia"/>
                 <w:kern w:val="0"/>
                 <w:sz w:val="24"/>
                 <w:szCs w:val="24"/>
@@ -5120,17 +4919,13 @@
             </w:pPr>
             <w:r>
               <w:rPr>
-                <w:rFonts w:ascii="宋体" w:eastAsia="宋体" w:hAnsi="宋体" w:cs="宋体"/>
                 <w:noProof/>
-                <w:kern w:val="0"/>
-                <w:sz w:val="24"/>
-                <w:szCs w:val="24"/>
               </w:rPr>
               <w:drawing>
-                <wp:inline distT="0" distB="0" distL="0" distR="0" wp14:anchorId="5E72EC7F" wp14:editId="2B321A2E">
-                  <wp:extent cx="3994150" cy="1103609"/>
-                  <wp:effectExtent l="0" t="0" r="6350" b="1905"/>
-                  <wp:docPr id="12" name="图片 12"/>
+                <wp:inline distT="0" distB="0" distL="0" distR="0" wp14:anchorId="778B31F3" wp14:editId="279364D4">
+                  <wp:extent cx="4169260" cy="1149985"/>
+                  <wp:effectExtent l="0" t="0" r="3175" b="0"/>
+                  <wp:docPr id="830533629" name="图片 8"/>
                   <wp:cNvGraphicFramePr>
                     <a:graphicFrameLocks xmlns:a="http://schemas.openxmlformats.org/drawingml/2006/main" noChangeAspect="1"/>
                   </wp:cNvGraphicFramePr>
@@ -5138,7 +4933,7 @@
                     <a:graphicData uri="http://schemas.openxmlformats.org/drawingml/2006/picture">
                       <pic:pic xmlns:pic="http://schemas.openxmlformats.org/drawingml/2006/picture">
                         <pic:nvPicPr>
-                          <pic:cNvPr id="0" name="Picture 1"/>
+                          <pic:cNvPr id="0" name="Picture 18"/>
                           <pic:cNvPicPr>
                             <a:picLocks noChangeAspect="1" noChangeArrowheads="1"/>
                           </pic:cNvPicPr>
@@ -5159,7 +4954,7 @@
                         <pic:spPr bwMode="auto">
                           <a:xfrm>
                             <a:off x="0" y="0"/>
-                            <a:ext cx="4031955" cy="1114055"/>
+                            <a:ext cx="4195559" cy="1157239"/>
                           </a:xfrm>
                           <a:prstGeom prst="rect">
                             <a:avLst/>
@@ -5328,7 +5123,6 @@
               </w:rPr>
               <w:t>关掉占用内存的其它程序即可，诸如</w:t>
             </w:r>
-            <w:proofErr w:type="spellStart"/>
             <w:r>
               <w:rPr>
                 <w:rFonts w:ascii="Tahoma" w:eastAsia="微软雅黑" w:hAnsi="Tahoma" w:hint="eastAsia"/>
@@ -5337,7 +5131,6 @@
               </w:rPr>
               <w:t>ps</w:t>
             </w:r>
-            <w:proofErr w:type="spellEnd"/>
             <w:r>
               <w:rPr>
                 <w:rFonts w:ascii="Tahoma" w:eastAsia="微软雅黑" w:hAnsi="Tahoma" w:hint="eastAsia"/>
@@ -5423,6 +5216,9 @@
       <w:pPr>
         <w:pStyle w:val="3"/>
         <w:spacing w:line="276" w:lineRule="auto"/>
+        <w:rPr>
+          <w:rFonts w:hint="eastAsia"/>
+        </w:rPr>
       </w:pPr>
       <w:r>
         <w:rPr>
@@ -5563,10 +5359,10 @@
                 <w:noProof/>
               </w:rPr>
               <w:drawing>
-                <wp:inline distT="0" distB="0" distL="0" distR="0" wp14:anchorId="397264A2" wp14:editId="748B63E7">
-                  <wp:extent cx="1120237" cy="830652"/>
-                  <wp:effectExtent l="0" t="0" r="3810" b="7620"/>
-                  <wp:docPr id="7" name="图片 7"/>
+                <wp:inline distT="0" distB="0" distL="0" distR="0" wp14:anchorId="657C76EA" wp14:editId="11CC40D2">
+                  <wp:extent cx="1400175" cy="1038225"/>
+                  <wp:effectExtent l="0" t="0" r="9525" b="9525"/>
+                  <wp:docPr id="957392741" name="图片 9"/>
                   <wp:cNvGraphicFramePr>
                     <a:graphicFrameLocks xmlns:a="http://schemas.openxmlformats.org/drawingml/2006/main" noChangeAspect="1"/>
                   </wp:cNvGraphicFramePr>
@@ -5574,23 +5370,36 @@
                     <a:graphicData uri="http://schemas.openxmlformats.org/drawingml/2006/picture">
                       <pic:pic xmlns:pic="http://schemas.openxmlformats.org/drawingml/2006/picture">
                         <pic:nvPicPr>
-                          <pic:cNvPr id="1" name=""/>
-                          <pic:cNvPicPr/>
+                          <pic:cNvPr id="0" name="Picture 20"/>
+                          <pic:cNvPicPr>
+                            <a:picLocks noChangeAspect="1" noChangeArrowheads="1"/>
+                          </pic:cNvPicPr>
                         </pic:nvPicPr>
                         <pic:blipFill>
-                          <a:blip r:embed="rId15"/>
+                          <a:blip r:embed="rId15">
+                            <a:extLst>
+                              <a:ext uri="{28A0092B-C50C-407E-A947-70E740481C1C}">
+                                <a14:useLocalDpi xmlns:a14="http://schemas.microsoft.com/office/drawing/2010/main" val="0"/>
+                              </a:ext>
+                            </a:extLst>
+                          </a:blip>
+                          <a:srcRect/>
                           <a:stretch>
                             <a:fillRect/>
                           </a:stretch>
                         </pic:blipFill>
-                        <pic:spPr>
+                        <pic:spPr bwMode="auto">
                           <a:xfrm>
                             <a:off x="0" y="0"/>
-                            <a:ext cx="1120237" cy="830652"/>
+                            <a:ext cx="1400175" cy="1038225"/>
                           </a:xfrm>
                           <a:prstGeom prst="rect">
                             <a:avLst/>
                           </a:prstGeom>
+                          <a:noFill/>
+                          <a:ln>
+                            <a:noFill/>
+                          </a:ln>
                         </pic:spPr>
                       </pic:pic>
                     </a:graphicData>
@@ -5884,7 +5693,6 @@
               </w:rPr>
               <w:t>的路径提供了一个</w:t>
             </w:r>
-            <w:proofErr w:type="spellStart"/>
             <w:r>
               <w:rPr>
                 <w:rFonts w:ascii="Tahoma" w:eastAsia="微软雅黑" w:hAnsi="Tahoma" w:hint="eastAsia"/>
@@ -5893,7 +5701,6 @@
               </w:rPr>
               <w:t>ico</w:t>
             </w:r>
-            <w:proofErr w:type="spellEnd"/>
             <w:r>
               <w:rPr>
                 <w:rFonts w:ascii="Tahoma" w:eastAsia="微软雅黑" w:hAnsi="Tahoma" w:hint="eastAsia"/>
@@ -5994,7 +5801,6 @@
               </w:rPr>
               <w:t>重装</w:t>
             </w:r>
-            <w:proofErr w:type="spellStart"/>
             <w:r>
               <w:rPr>
                 <w:rFonts w:ascii="Tahoma" w:eastAsia="微软雅黑" w:hAnsi="Tahoma" w:hint="eastAsia"/>
@@ -6003,7 +5809,6 @@
               </w:rPr>
               <w:t>rmmv</w:t>
             </w:r>
-            <w:proofErr w:type="spellEnd"/>
             <w:r>
               <w:rPr>
                 <w:rFonts w:ascii="Tahoma" w:eastAsia="微软雅黑" w:hAnsi="Tahoma" w:hint="eastAsia"/>
@@ -6012,7 +5817,6 @@
               </w:rPr>
               <w:t>也没用，因为注册表中存储了</w:t>
             </w:r>
-            <w:proofErr w:type="spellStart"/>
             <w:r>
               <w:rPr>
                 <w:rFonts w:ascii="Tahoma" w:eastAsia="微软雅黑" w:hAnsi="Tahoma"/>
@@ -6021,7 +5825,6 @@
               </w:rPr>
               <w:t>rmmv</w:t>
             </w:r>
-            <w:proofErr w:type="spellEnd"/>
             <w:r>
               <w:rPr>
                 <w:rFonts w:ascii="Tahoma" w:eastAsia="微软雅黑" w:hAnsi="Tahoma" w:hint="eastAsia"/>
@@ -6046,7 +5849,6 @@
               </w:rPr>
               <w:t>执行路径，下次装上时，会自动扫描</w:t>
             </w:r>
-            <w:proofErr w:type="spellStart"/>
             <w:r>
               <w:rPr>
                 <w:rFonts w:ascii="Tahoma" w:eastAsia="微软雅黑" w:hAnsi="Tahoma" w:hint="eastAsia"/>
@@ -6055,7 +5857,6 @@
               </w:rPr>
               <w:t>rmmv</w:t>
             </w:r>
-            <w:proofErr w:type="spellEnd"/>
             <w:r>
               <w:rPr>
                 <w:rFonts w:ascii="Tahoma" w:eastAsia="微软雅黑" w:hAnsi="Tahoma" w:hint="eastAsia"/>
@@ -6080,7 +5881,7 @@
               <w:spacing w:line="276" w:lineRule="auto"/>
               <w:jc w:val="left"/>
               <w:rPr>
-                <w:rFonts w:ascii="Tahoma" w:eastAsia="微软雅黑" w:hAnsi="Tahoma" w:hint="eastAsia"/>
+                <w:rFonts w:ascii="Tahoma" w:eastAsia="微软雅黑" w:hAnsi="Tahoma"/>
                 <w:b/>
                 <w:bCs/>
                 <w:kern w:val="0"/>
@@ -6134,7 +5935,6 @@
               </w:rPr>
               <w:t>用记事本打开</w:t>
             </w:r>
-            <w:proofErr w:type="spellStart"/>
             <w:r>
               <w:rPr>
                 <w:rFonts w:ascii="Tahoma" w:eastAsia="微软雅黑" w:hAnsi="Tahoma" w:hint="eastAsia"/>
@@ -6151,7 +5951,6 @@
               </w:rPr>
               <w:t>.json</w:t>
             </w:r>
-            <w:proofErr w:type="spellEnd"/>
             <w:r>
               <w:rPr>
                 <w:rFonts w:ascii="Tahoma" w:eastAsia="微软雅黑" w:hAnsi="Tahoma" w:hint="eastAsia"/>
@@ -6177,17 +5976,13 @@
             </w:pPr>
             <w:r>
               <w:rPr>
-                <w:rFonts w:ascii="宋体" w:eastAsia="宋体" w:hAnsi="宋体" w:cs="宋体"/>
                 <w:noProof/>
-                <w:kern w:val="0"/>
-                <w:sz w:val="24"/>
-                <w:szCs w:val="24"/>
               </w:rPr>
               <w:drawing>
-                <wp:inline distT="0" distB="0" distL="0" distR="0" wp14:anchorId="1DAE3E25" wp14:editId="093DF277">
-                  <wp:extent cx="2964180" cy="796823"/>
-                  <wp:effectExtent l="0" t="0" r="0" b="3810"/>
-                  <wp:docPr id="1718610938" name="图片 3"/>
+                <wp:inline distT="0" distB="0" distL="0" distR="0" wp14:anchorId="2FDCA8FE" wp14:editId="423F05EA">
+                  <wp:extent cx="3790950" cy="1019987"/>
+                  <wp:effectExtent l="0" t="0" r="0" b="8890"/>
+                  <wp:docPr id="1387962214" name="图片 10"/>
                   <wp:cNvGraphicFramePr>
                     <a:graphicFrameLocks xmlns:a="http://schemas.openxmlformats.org/drawingml/2006/main" noChangeAspect="1"/>
                   </wp:cNvGraphicFramePr>
@@ -6195,7 +5990,7 @@
                     <a:graphicData uri="http://schemas.openxmlformats.org/drawingml/2006/picture">
                       <pic:pic xmlns:pic="http://schemas.openxmlformats.org/drawingml/2006/picture">
                         <pic:nvPicPr>
-                          <pic:cNvPr id="0" name="Picture 5"/>
+                          <pic:cNvPr id="0" name="Picture 22"/>
                           <pic:cNvPicPr>
                             <a:picLocks noChangeAspect="1" noChangeArrowheads="1"/>
                           </pic:cNvPicPr>
@@ -6216,7 +6011,7 @@
                         <pic:spPr bwMode="auto">
                           <a:xfrm>
                             <a:off x="0" y="0"/>
-                            <a:ext cx="2977387" cy="800373"/>
+                            <a:ext cx="3802204" cy="1023015"/>
                           </a:xfrm>
                           <a:prstGeom prst="rect">
                             <a:avLst/>
@@ -6279,7 +6074,7 @@
               <w:spacing w:line="276" w:lineRule="auto"/>
               <w:jc w:val="left"/>
               <w:rPr>
-                <w:rFonts w:ascii="Tahoma" w:eastAsia="微软雅黑" w:hAnsi="Tahoma" w:hint="eastAsia"/>
+                <w:rFonts w:ascii="Tahoma" w:eastAsia="微软雅黑" w:hAnsi="Tahoma"/>
                 <w:kern w:val="0"/>
                 <w:sz w:val="22"/>
               </w:rPr>
@@ -6324,15 +6119,13 @@
             </w:pPr>
             <w:r>
               <w:rPr>
-                <w:rFonts w:ascii="Tahoma" w:eastAsia="微软雅黑" w:hAnsi="Tahoma"/>
-                <w:kern w:val="0"/>
-                <w:sz w:val="22"/>
+                <w:noProof/>
               </w:rPr>
               <w:drawing>
-                <wp:inline distT="0" distB="0" distL="0" distR="0" wp14:anchorId="01FF7CC2" wp14:editId="4B7C4FCB">
-                  <wp:extent cx="2605758" cy="2093913"/>
-                  <wp:effectExtent l="0" t="0" r="4445" b="1905"/>
-                  <wp:docPr id="396261639" name="图片 2"/>
+                <wp:inline distT="0" distB="0" distL="0" distR="0" wp14:anchorId="535A5236" wp14:editId="7BE25BEB">
+                  <wp:extent cx="2819400" cy="2264672"/>
+                  <wp:effectExtent l="0" t="0" r="0" b="2540"/>
+                  <wp:docPr id="37452606" name="图片 11"/>
                   <wp:cNvGraphicFramePr>
                     <a:graphicFrameLocks xmlns:a="http://schemas.openxmlformats.org/drawingml/2006/main" noChangeAspect="1"/>
                   </wp:cNvGraphicFramePr>
@@ -6340,7 +6133,7 @@
                     <a:graphicData uri="http://schemas.openxmlformats.org/drawingml/2006/picture">
                       <pic:pic xmlns:pic="http://schemas.openxmlformats.org/drawingml/2006/picture">
                         <pic:nvPicPr>
-                          <pic:cNvPr id="0" name="Picture 3"/>
+                          <pic:cNvPr id="0" name="Picture 24"/>
                           <pic:cNvPicPr>
                             <a:picLocks noChangeAspect="1" noChangeArrowheads="1"/>
                           </pic:cNvPicPr>
@@ -6361,7 +6154,7 @@
                         <pic:spPr bwMode="auto">
                           <a:xfrm>
                             <a:off x="0" y="0"/>
-                            <a:ext cx="2610328" cy="2097586"/>
+                            <a:ext cx="2826045" cy="2270010"/>
                           </a:xfrm>
                           <a:prstGeom prst="rect">
                             <a:avLst/>
@@ -6385,7 +6178,7 @@
               <w:snapToGrid w:val="0"/>
               <w:spacing w:line="276" w:lineRule="auto"/>
               <w:rPr>
-                <w:rFonts w:ascii="Tahoma" w:eastAsia="微软雅黑" w:hAnsi="Tahoma" w:hint="eastAsia"/>
+                <w:rFonts w:ascii="Tahoma" w:eastAsia="微软雅黑" w:hAnsi="Tahoma"/>
                 <w:kern w:val="0"/>
                 <w:sz w:val="22"/>
               </w:rPr>
@@ -6429,6 +6222,7 @@
                 <w:kern w:val="0"/>
                 <w:sz w:val="22"/>
               </w:rPr>
+              <w:lastRenderedPageBreak/>
               <w:t>解决方案</w:t>
             </w:r>
             <w:r>
@@ -6504,47 +6298,28 @@
                 <w:kern w:val="0"/>
                 <w:sz w:val="22"/>
               </w:rPr>
-              <w:t>那么可以直接</w:t>
-            </w:r>
-            <w:proofErr w:type="gramStart"/>
-            <w:r>
-              <w:rPr>
-                <w:rFonts w:ascii="Tahoma" w:eastAsia="微软雅黑" w:hAnsi="Tahoma" w:hint="eastAsia"/>
-                <w:kern w:val="0"/>
-                <w:sz w:val="22"/>
-              </w:rPr>
-              <w:t>删</w:t>
-            </w:r>
-            <w:proofErr w:type="gramEnd"/>
-            <w:r>
-              <w:rPr>
-                <w:rFonts w:ascii="Tahoma" w:eastAsia="微软雅黑" w:hAnsi="Tahoma" w:hint="eastAsia"/>
-                <w:kern w:val="0"/>
-                <w:sz w:val="22"/>
-              </w:rPr>
-              <w:t>图标缓存解决此方法。</w:t>
-            </w:r>
-          </w:p>
-          <w:p>
-            <w:pPr>
-              <w:widowControl/>
-              <w:adjustRightInd w:val="0"/>
-              <w:snapToGrid w:val="0"/>
-              <w:spacing w:line="276" w:lineRule="auto"/>
-              <w:jc w:val="left"/>
-              <w:rPr>
-                <w:rFonts w:ascii="Tahoma" w:eastAsia="微软雅黑" w:hAnsi="Tahoma"/>
-                <w:kern w:val="0"/>
-                <w:sz w:val="22"/>
-              </w:rPr>
-            </w:pPr>
-            <w:r>
-              <w:rPr>
-                <w:rFonts w:ascii="Tahoma" w:eastAsia="微软雅黑" w:hAnsi="Tahoma" w:hint="eastAsia"/>
-                <w:kern w:val="0"/>
-                <w:sz w:val="22"/>
-              </w:rPr>
-              <w:lastRenderedPageBreak/>
+              <w:t>那么可以直接删图标缓存解决此方法。</w:t>
+            </w:r>
+          </w:p>
+          <w:p>
+            <w:pPr>
+              <w:widowControl/>
+              <w:adjustRightInd w:val="0"/>
+              <w:snapToGrid w:val="0"/>
+              <w:spacing w:line="276" w:lineRule="auto"/>
+              <w:jc w:val="left"/>
+              <w:rPr>
+                <w:rFonts w:ascii="Tahoma" w:eastAsia="微软雅黑" w:hAnsi="Tahoma"/>
+                <w:kern w:val="0"/>
+                <w:sz w:val="22"/>
+              </w:rPr>
+            </w:pPr>
+            <w:r>
+              <w:rPr>
+                <w:rFonts w:ascii="Tahoma" w:eastAsia="微软雅黑" w:hAnsi="Tahoma" w:hint="eastAsia"/>
+                <w:kern w:val="0"/>
+                <w:sz w:val="22"/>
+              </w:rPr>
               <w:t>图标缓存在这个路径：</w:t>
             </w:r>
           </w:p>
@@ -6650,25 +6425,7 @@
                 <w:kern w:val="0"/>
                 <w:sz w:val="22"/>
               </w:rPr>
-              <w:t>游戏都要去</w:t>
-            </w:r>
-            <w:proofErr w:type="gramStart"/>
-            <w:r>
-              <w:rPr>
-                <w:rFonts w:ascii="Tahoma" w:eastAsia="微软雅黑" w:hAnsi="Tahoma" w:hint="eastAsia"/>
-                <w:kern w:val="0"/>
-                <w:sz w:val="22"/>
-              </w:rPr>
-              <w:t>删</w:t>
-            </w:r>
-            <w:proofErr w:type="gramEnd"/>
-            <w:r>
-              <w:rPr>
-                <w:rFonts w:ascii="Tahoma" w:eastAsia="微软雅黑" w:hAnsi="Tahoma" w:hint="eastAsia"/>
-                <w:kern w:val="0"/>
-                <w:sz w:val="22"/>
-              </w:rPr>
-              <w:t>一次那个缓存文件，因为</w:t>
+              <w:t>游戏都要去删一次那个缓存文件，因为</w:t>
             </w:r>
             <w:r>
               <w:rPr>
@@ -6887,8 +6644,10 @@
       <w:pPr>
         <w:pStyle w:val="3"/>
         <w:spacing w:line="276" w:lineRule="auto"/>
+        <w:rPr>
+          <w:rFonts w:hint="eastAsia"/>
+        </w:rPr>
       </w:pPr>
-      <w:proofErr w:type="spellStart"/>
       <w:r>
         <w:lastRenderedPageBreak/>
         <w:t>R</w:t>
@@ -6897,14 +6656,7 @@
         <w:rPr>
           <w:rFonts w:hint="eastAsia"/>
         </w:rPr>
-        <w:t>mmv</w:t>
-      </w:r>
-      <w:proofErr w:type="spellEnd"/>
-      <w:r>
-        <w:rPr>
-          <w:rFonts w:hint="eastAsia"/>
-        </w:rPr>
-        <w:t>部署失败</w:t>
+        <w:t>mmv部署失败</w:t>
       </w:r>
     </w:p>
     <w:tbl>
@@ -6973,7 +6725,6 @@
                 <w:sz w:val="22"/>
               </w:rPr>
             </w:pPr>
-            <w:proofErr w:type="spellStart"/>
             <w:r>
               <w:rPr>
                 <w:rFonts w:ascii="Tahoma" w:eastAsia="微软雅黑" w:hAnsi="Tahoma" w:hint="eastAsia"/>
@@ -6982,7 +6733,6 @@
               </w:rPr>
               <w:t>Rmmv</w:t>
             </w:r>
-            <w:proofErr w:type="spellEnd"/>
             <w:r>
               <w:rPr>
                 <w:rFonts w:ascii="Tahoma" w:eastAsia="微软雅黑" w:hAnsi="Tahoma" w:hint="eastAsia"/>
@@ -7046,16 +6796,13 @@
             </w:pPr>
             <w:r>
               <w:rPr>
-                <w:rFonts w:ascii="Tahoma" w:eastAsia="微软雅黑" w:hAnsi="Tahoma"/>
                 <w:noProof/>
-                <w:kern w:val="0"/>
-                <w:sz w:val="24"/>
               </w:rPr>
               <w:drawing>
-                <wp:inline distT="0" distB="0" distL="0" distR="0" wp14:anchorId="228498F2" wp14:editId="53EC317D">
-                  <wp:extent cx="1562100" cy="1181692"/>
-                  <wp:effectExtent l="0" t="0" r="0" b="0"/>
-                  <wp:docPr id="4" name="图片 4" descr="D:\Documents\Tencent Files\1355126171\Image\Group\Image1\(GQN81YKT`A`)2L2MOR}G91.png"/>
+                <wp:inline distT="0" distB="0" distL="0" distR="0" wp14:anchorId="6E6D8B9A" wp14:editId="11CA8F85">
+                  <wp:extent cx="1838325" cy="1390650"/>
+                  <wp:effectExtent l="0" t="0" r="9525" b="0"/>
+                  <wp:docPr id="2097364789" name="图片 12"/>
                   <wp:cNvGraphicFramePr>
                     <a:graphicFrameLocks xmlns:a="http://schemas.openxmlformats.org/drawingml/2006/main" noChangeAspect="1"/>
                   </wp:cNvGraphicFramePr>
@@ -7063,7 +6810,7 @@
                     <a:graphicData uri="http://schemas.openxmlformats.org/drawingml/2006/picture">
                       <pic:pic xmlns:pic="http://schemas.openxmlformats.org/drawingml/2006/picture">
                         <pic:nvPicPr>
-                          <pic:cNvPr id="0" name="Picture 1" descr="D:\Documents\Tencent Files\1355126171\Image\Group\Image1\(GQN81YKT`A`)2L2MOR}G91.png"/>
+                          <pic:cNvPr id="0" name="Picture 26"/>
                           <pic:cNvPicPr>
                             <a:picLocks noChangeAspect="1" noChangeArrowheads="1"/>
                           </pic:cNvPicPr>
@@ -7084,7 +6831,7 @@
                         <pic:spPr bwMode="auto">
                           <a:xfrm>
                             <a:off x="0" y="0"/>
-                            <a:ext cx="1574198" cy="1190844"/>
+                            <a:ext cx="1838325" cy="1390650"/>
                           </a:xfrm>
                           <a:prstGeom prst="rect">
                             <a:avLst/>
@@ -7320,7 +7067,6 @@
               </w:rPr>
               <w:t>”。该问题会造成</w:t>
             </w:r>
-            <w:proofErr w:type="spellStart"/>
             <w:r>
               <w:rPr>
                 <w:rFonts w:ascii="Tahoma" w:eastAsia="微软雅黑" w:hAnsi="Tahoma" w:hint="eastAsia"/>
@@ -7329,7 +7075,6 @@
               </w:rPr>
               <w:t>rmmv</w:t>
             </w:r>
-            <w:proofErr w:type="spellEnd"/>
             <w:r>
               <w:rPr>
                 <w:rFonts w:ascii="Tahoma" w:eastAsia="微软雅黑" w:hAnsi="Tahoma" w:hint="eastAsia"/>
@@ -7438,34 +7183,14 @@
               </w:rPr>
               <w:t>将所有含</w:t>
             </w:r>
-            <w:proofErr w:type="gramStart"/>
-            <w:r>
-              <w:rPr>
-                <w:rFonts w:ascii="Tahoma" w:eastAsia="微软雅黑" w:hAnsi="Tahoma"/>
-                <w:kern w:val="0"/>
-                <w:sz w:val="22"/>
-              </w:rPr>
-              <w:t>”</w:t>
-            </w:r>
-            <w:proofErr w:type="gramEnd"/>
-            <w:r>
-              <w:rPr>
-                <w:rFonts w:ascii="Tahoma" w:eastAsia="微软雅黑" w:hAnsi="Tahoma"/>
-                <w:kern w:val="0"/>
-                <w:sz w:val="22"/>
-              </w:rPr>
-              <w:t>#</w:t>
-            </w:r>
-            <w:proofErr w:type="gramStart"/>
-            <w:r>
-              <w:rPr>
-                <w:rFonts w:ascii="Tahoma" w:eastAsia="微软雅黑" w:hAnsi="Tahoma"/>
-                <w:kern w:val="0"/>
-                <w:sz w:val="22"/>
-              </w:rPr>
-              <w:t>”</w:t>
-            </w:r>
-            <w:proofErr w:type="gramEnd"/>
+            <w:r>
+              <w:rPr>
+                <w:rFonts w:ascii="Tahoma" w:eastAsia="微软雅黑" w:hAnsi="Tahoma"/>
+                <w:kern w:val="0"/>
+                <w:sz w:val="22"/>
+              </w:rPr>
+              <w:t>”#”</w:t>
+            </w:r>
             <w:r>
               <w:rPr>
                 <w:rFonts w:ascii="Tahoma" w:eastAsia="微软雅黑" w:hAnsi="Tahoma" w:hint="eastAsia"/>
@@ -7550,25 +7275,7 @@
                 <w:kern w:val="0"/>
                 <w:sz w:val="22"/>
               </w:rPr>
-              <w:t>还有一种情况，群友不</w:t>
-            </w:r>
-            <w:proofErr w:type="gramStart"/>
-            <w:r>
-              <w:rPr>
-                <w:rFonts w:ascii="Tahoma" w:eastAsia="微软雅黑" w:hAnsi="Tahoma" w:hint="eastAsia"/>
-                <w:kern w:val="0"/>
-                <w:sz w:val="22"/>
-              </w:rPr>
-              <w:t>小心拖</w:t>
-            </w:r>
-            <w:proofErr w:type="gramEnd"/>
-            <w:r>
-              <w:rPr>
-                <w:rFonts w:ascii="Tahoma" w:eastAsia="微软雅黑" w:hAnsi="Tahoma" w:hint="eastAsia"/>
-                <w:kern w:val="0"/>
-                <w:sz w:val="22"/>
-              </w:rPr>
-              <w:t>了</w:t>
+              <w:t>还有一种情况，群友不小心拖了</w:t>
             </w:r>
             <w:r>
               <w:rPr>
@@ -7608,7 +7315,6 @@
               </w:rPr>
               <w:t>当</w:t>
             </w:r>
-            <w:proofErr w:type="spellStart"/>
             <w:r>
               <w:rPr>
                 <w:rFonts w:ascii="Tahoma" w:eastAsia="微软雅黑" w:hAnsi="Tahoma" w:hint="eastAsia"/>
@@ -7617,7 +7323,6 @@
               </w:rPr>
               <w:t>rmmv</w:t>
             </w:r>
-            <w:proofErr w:type="spellEnd"/>
             <w:r>
               <w:rPr>
                 <w:rFonts w:ascii="Tahoma" w:eastAsia="微软雅黑" w:hAnsi="Tahoma" w:hint="eastAsia"/>
@@ -7742,8 +7447,10 @@
       <w:pPr>
         <w:pStyle w:val="3"/>
         <w:spacing w:line="276" w:lineRule="auto"/>
+        <w:rPr>
+          <w:rFonts w:hint="eastAsia"/>
+        </w:rPr>
       </w:pPr>
-      <w:proofErr w:type="spellStart"/>
       <w:r>
         <w:lastRenderedPageBreak/>
         <w:t>R</w:t>
@@ -7752,28 +7459,7 @@
         <w:rPr>
           <w:rFonts w:hint="eastAsia"/>
         </w:rPr>
-        <w:t>mmv</w:t>
-      </w:r>
-      <w:proofErr w:type="spellEnd"/>
-      <w:r>
-        <w:rPr>
-          <w:rFonts w:hint="eastAsia"/>
-        </w:rPr>
-        <w:t>部署时去除了</w:t>
-      </w:r>
-      <w:proofErr w:type="spellStart"/>
-      <w:r>
-        <w:rPr>
-          <w:rFonts w:hint="eastAsia"/>
-        </w:rPr>
-        <w:t>ogg</w:t>
-      </w:r>
-      <w:proofErr w:type="spellEnd"/>
-      <w:r>
-        <w:rPr>
-          <w:rFonts w:hint="eastAsia"/>
-        </w:rPr>
-        <w:t>文件</w:t>
+        <w:t>mmv部署时去除了ogg文件</w:t>
       </w:r>
     </w:p>
     <w:tbl>
@@ -7842,7 +7528,6 @@
                 <w:sz w:val="22"/>
               </w:rPr>
             </w:pPr>
-            <w:proofErr w:type="spellStart"/>
             <w:r>
               <w:rPr>
                 <w:rFonts w:ascii="Tahoma" w:eastAsia="微软雅黑" w:hAnsi="Tahoma" w:hint="eastAsia"/>
@@ -7851,7 +7536,6 @@
               </w:rPr>
               <w:t>Rmmv</w:t>
             </w:r>
-            <w:proofErr w:type="spellEnd"/>
             <w:r>
               <w:rPr>
                 <w:rFonts w:ascii="Tahoma" w:eastAsia="微软雅黑" w:hAnsi="Tahoma" w:hint="eastAsia"/>
@@ -7860,7 +7544,6 @@
               </w:rPr>
               <w:t>部署时去除了</w:t>
             </w:r>
-            <w:proofErr w:type="spellStart"/>
             <w:r>
               <w:rPr>
                 <w:rFonts w:ascii="Tahoma" w:eastAsia="微软雅黑" w:hAnsi="Tahoma" w:hint="eastAsia"/>
@@ -7869,7 +7552,6 @@
               </w:rPr>
               <w:t>ogg</w:t>
             </w:r>
-            <w:proofErr w:type="spellEnd"/>
             <w:r>
               <w:rPr>
                 <w:rFonts w:ascii="Tahoma" w:eastAsia="微软雅黑" w:hAnsi="Tahoma" w:hint="eastAsia"/>
@@ -7938,7 +7620,6 @@
               </w:rPr>
               <w:t>使用</w:t>
             </w:r>
-            <w:proofErr w:type="spellStart"/>
             <w:r>
               <w:rPr>
                 <w:rFonts w:ascii="Tahoma" w:eastAsia="微软雅黑" w:hAnsi="Tahoma" w:hint="eastAsia"/>
@@ -7947,7 +7628,6 @@
               </w:rPr>
               <w:t>rmmv</w:t>
             </w:r>
-            <w:proofErr w:type="spellEnd"/>
             <w:r>
               <w:rPr>
                 <w:rFonts w:ascii="Tahoma" w:eastAsia="微软雅黑" w:hAnsi="Tahoma" w:hint="eastAsia"/>
@@ -8012,16 +7692,13 @@
             </w:pPr>
             <w:r>
               <w:rPr>
-                <w:rFonts w:ascii="Tahoma" w:eastAsia="微软雅黑" w:hAnsi="Tahoma"/>
                 <w:noProof/>
-                <w:kern w:val="0"/>
-                <w:sz w:val="24"/>
               </w:rPr>
               <w:drawing>
-                <wp:inline distT="0" distB="0" distL="0" distR="0" wp14:anchorId="27335D61" wp14:editId="78922B53">
-                  <wp:extent cx="2682240" cy="1193657"/>
-                  <wp:effectExtent l="0" t="0" r="3810" b="6985"/>
-                  <wp:docPr id="5" name="图片 5"/>
+                <wp:inline distT="0" distB="0" distL="0" distR="0" wp14:anchorId="29F4EFB2" wp14:editId="3937281C">
+                  <wp:extent cx="4340860" cy="1931594"/>
+                  <wp:effectExtent l="0" t="0" r="2540" b="0"/>
+                  <wp:docPr id="79534762" name="图片 13"/>
                   <wp:cNvGraphicFramePr>
                     <a:graphicFrameLocks xmlns:a="http://schemas.openxmlformats.org/drawingml/2006/main" noChangeAspect="1"/>
                   </wp:cNvGraphicFramePr>
@@ -8029,29 +7706,36 @@
                     <a:graphicData uri="http://schemas.openxmlformats.org/drawingml/2006/picture">
                       <pic:pic xmlns:pic="http://schemas.openxmlformats.org/drawingml/2006/picture">
                         <pic:nvPicPr>
-                          <pic:cNvPr id="0" name=""/>
-                          <pic:cNvPicPr/>
+                          <pic:cNvPr id="0" name="Picture 28"/>
+                          <pic:cNvPicPr>
+                            <a:picLocks noChangeAspect="1" noChangeArrowheads="1"/>
+                          </pic:cNvPicPr>
                         </pic:nvPicPr>
                         <pic:blipFill>
-                          <a:blip r:embed="rId19" cstate="print">
+                          <a:blip r:embed="rId19">
                             <a:extLst>
                               <a:ext uri="{28A0092B-C50C-407E-A947-70E740481C1C}">
                                 <a14:useLocalDpi xmlns:a14="http://schemas.microsoft.com/office/drawing/2010/main" val="0"/>
                               </a:ext>
                             </a:extLst>
                           </a:blip>
+                          <a:srcRect/>
                           <a:stretch>
                             <a:fillRect/>
                           </a:stretch>
                         </pic:blipFill>
-                        <pic:spPr>
+                        <pic:spPr bwMode="auto">
                           <a:xfrm>
                             <a:off x="0" y="0"/>
-                            <a:ext cx="2728277" cy="1214144"/>
+                            <a:ext cx="4348903" cy="1935173"/>
                           </a:xfrm>
                           <a:prstGeom prst="rect">
                             <a:avLst/>
                           </a:prstGeom>
+                          <a:noFill/>
+                          <a:ln>
+                            <a:noFill/>
+                          </a:ln>
                         </pic:spPr>
                       </pic:pic>
                     </a:graphicData>
@@ -8060,14 +7744,17 @@
               </w:drawing>
             </w:r>
             <w:r>
+              <w:t xml:space="preserve"> </w:t>
+            </w:r>
+            <w:r>
               <w:rPr>
                 <w:noProof/>
               </w:rPr>
               <w:drawing>
-                <wp:inline distT="0" distB="0" distL="0" distR="0" wp14:anchorId="1A950E3C" wp14:editId="634FC9AB">
-                  <wp:extent cx="1524000" cy="412575"/>
-                  <wp:effectExtent l="0" t="0" r="0" b="6985"/>
-                  <wp:docPr id="10" name="图片 10"/>
+                <wp:inline distT="0" distB="0" distL="0" distR="0" wp14:anchorId="6162AF75" wp14:editId="6DA55FEF">
+                  <wp:extent cx="1724025" cy="466725"/>
+                  <wp:effectExtent l="0" t="0" r="9525" b="9525"/>
+                  <wp:docPr id="442283485" name="图片 14"/>
                   <wp:cNvGraphicFramePr>
                     <a:graphicFrameLocks xmlns:a="http://schemas.openxmlformats.org/drawingml/2006/main" noChangeAspect="1"/>
                   </wp:cNvGraphicFramePr>
@@ -8075,8 +7762,10 @@
                     <a:graphicData uri="http://schemas.openxmlformats.org/drawingml/2006/picture">
                       <pic:pic xmlns:pic="http://schemas.openxmlformats.org/drawingml/2006/picture">
                         <pic:nvPicPr>
-                          <pic:cNvPr id="0" name=""/>
-                          <pic:cNvPicPr/>
+                          <pic:cNvPr id="0" name="Picture 30"/>
+                          <pic:cNvPicPr>
+                            <a:picLocks noChangeAspect="1" noChangeArrowheads="1"/>
+                          </pic:cNvPicPr>
                         </pic:nvPicPr>
                         <pic:blipFill>
                           <a:blip r:embed="rId20">
@@ -8086,18 +7775,23 @@
                               </a:ext>
                             </a:extLst>
                           </a:blip>
+                          <a:srcRect/>
                           <a:stretch>
                             <a:fillRect/>
                           </a:stretch>
                         </pic:blipFill>
-                        <pic:spPr>
+                        <pic:spPr bwMode="auto">
                           <a:xfrm>
                             <a:off x="0" y="0"/>
-                            <a:ext cx="1558020" cy="421785"/>
+                            <a:ext cx="1724025" cy="466725"/>
                           </a:xfrm>
                           <a:prstGeom prst="rect">
                             <a:avLst/>
                           </a:prstGeom>
+                          <a:noFill/>
+                          <a:ln>
+                            <a:noFill/>
+                          </a:ln>
                         </pic:spPr>
                       </pic:pic>
                     </a:graphicData>
@@ -8183,16 +7877,13 @@
             </w:pPr>
             <w:r>
               <w:rPr>
-                <w:rFonts w:ascii="宋体" w:eastAsia="宋体" w:hAnsi="宋体" w:cs="宋体"/>
                 <w:noProof/>
-                <w:sz w:val="24"/>
-                <w:szCs w:val="24"/>
               </w:rPr>
               <w:drawing>
-                <wp:inline distT="0" distB="0" distL="0" distR="0" wp14:anchorId="06F895F8" wp14:editId="099DED57">
-                  <wp:extent cx="3352800" cy="1291905"/>
+                <wp:inline distT="0" distB="0" distL="0" distR="0" wp14:anchorId="25D3E8F5" wp14:editId="35892638">
+                  <wp:extent cx="4324350" cy="1666263"/>
                   <wp:effectExtent l="0" t="0" r="0" b="0"/>
-                  <wp:docPr id="11" name="图片 11" descr="C:\Users\Administrator\AppData\Roaming\Tencent\Users\1355126171\QQ\WinTemp\RichOle\6SXND_0)0LVT04[6GUX7~6M.png"/>
+                  <wp:docPr id="974568065" name="图片 15"/>
                   <wp:cNvGraphicFramePr>
                     <a:graphicFrameLocks xmlns:a="http://schemas.openxmlformats.org/drawingml/2006/main" noChangeAspect="1"/>
                   </wp:cNvGraphicFramePr>
@@ -8200,7 +7891,7 @@
                     <a:graphicData uri="http://schemas.openxmlformats.org/drawingml/2006/picture">
                       <pic:pic xmlns:pic="http://schemas.openxmlformats.org/drawingml/2006/picture">
                         <pic:nvPicPr>
-                          <pic:cNvPr id="0" name="Picture 3" descr="C:\Users\Administrator\AppData\Roaming\Tencent\Users\1355126171\QQ\WinTemp\RichOle\6SXND_0)0LVT04[6GUX7~6M.png"/>
+                          <pic:cNvPr id="0" name="Picture 32"/>
                           <pic:cNvPicPr>
                             <a:picLocks noChangeAspect="1" noChangeArrowheads="1"/>
                           </pic:cNvPicPr>
@@ -8221,7 +7912,7 @@
                         <pic:spPr bwMode="auto">
                           <a:xfrm>
                             <a:off x="0" y="0"/>
-                            <a:ext cx="3352800" cy="1291905"/>
+                            <a:ext cx="4345553" cy="1674433"/>
                           </a:xfrm>
                           <a:prstGeom prst="rect">
                             <a:avLst/>
@@ -8371,7 +8062,6 @@
               </w:rPr>
               <w:t>由于只是</w:t>
             </w:r>
-            <w:proofErr w:type="spellStart"/>
             <w:r>
               <w:rPr>
                 <w:rFonts w:ascii="Tahoma" w:eastAsia="微软雅黑" w:hAnsi="Tahoma" w:hint="eastAsia"/>
@@ -8380,7 +8070,6 @@
               </w:rPr>
               <w:t>rmmv</w:t>
             </w:r>
-            <w:proofErr w:type="spellEnd"/>
             <w:r>
               <w:rPr>
                 <w:rFonts w:ascii="Tahoma" w:eastAsia="微软雅黑" w:hAnsi="Tahoma" w:hint="eastAsia"/>
@@ -8389,23 +8078,13 @@
               </w:rPr>
               <w:t>，</w:t>
             </w:r>
-            <w:proofErr w:type="gramStart"/>
-            <w:r>
-              <w:rPr>
-                <w:rFonts w:ascii="Tahoma" w:eastAsia="微软雅黑" w:hAnsi="Tahoma" w:hint="eastAsia"/>
-                <w:kern w:val="0"/>
-                <w:sz w:val="22"/>
-              </w:rPr>
-              <w:t>安卓部署</w:t>
-            </w:r>
-            <w:proofErr w:type="gramEnd"/>
-            <w:r>
-              <w:rPr>
-                <w:rFonts w:ascii="Tahoma" w:eastAsia="微软雅黑" w:hAnsi="Tahoma" w:hint="eastAsia"/>
-                <w:kern w:val="0"/>
-                <w:sz w:val="22"/>
-              </w:rPr>
-              <w:t>有一个</w:t>
+            <w:r>
+              <w:rPr>
+                <w:rFonts w:ascii="Tahoma" w:eastAsia="微软雅黑" w:hAnsi="Tahoma" w:hint="eastAsia"/>
+                <w:kern w:val="0"/>
+                <w:sz w:val="22"/>
+              </w:rPr>
+              <w:t>安卓部署有一个</w:t>
             </w:r>
             <w:r>
               <w:rPr>
@@ -8455,7 +8134,6 @@
               </w:rPr>
               <w:t>（视频），如果工程中只有</w:t>
             </w:r>
-            <w:proofErr w:type="spellStart"/>
             <w:r>
               <w:rPr>
                 <w:rFonts w:ascii="Tahoma" w:eastAsia="微软雅黑" w:hAnsi="Tahoma" w:hint="eastAsia"/>
@@ -8464,7 +8142,6 @@
               </w:rPr>
               <w:t>ogg</w:t>
             </w:r>
-            <w:proofErr w:type="spellEnd"/>
             <w:r>
               <w:rPr>
                 <w:rFonts w:ascii="Tahoma" w:eastAsia="微软雅黑" w:hAnsi="Tahoma" w:hint="eastAsia"/>
@@ -8473,7 +8150,6 @@
               </w:rPr>
               <w:t>和</w:t>
             </w:r>
-            <w:proofErr w:type="spellStart"/>
             <w:r>
               <w:rPr>
                 <w:rFonts w:ascii="Tahoma" w:eastAsia="微软雅黑" w:hAnsi="Tahoma" w:hint="eastAsia"/>
@@ -8482,7 +8158,6 @@
               </w:rPr>
               <w:t>webm</w:t>
             </w:r>
-            <w:proofErr w:type="spellEnd"/>
             <w:r>
               <w:rPr>
                 <w:rFonts w:ascii="Tahoma" w:eastAsia="微软雅黑" w:hAnsi="Tahoma" w:hint="eastAsia"/>
@@ -8514,7 +8189,6 @@
               </w:rPr>
               <w:t>（这个问题在</w:t>
             </w:r>
-            <w:proofErr w:type="spellStart"/>
             <w:r>
               <w:rPr>
                 <w:rFonts w:ascii="Tahoma" w:eastAsia="微软雅黑" w:hAnsi="Tahoma" w:hint="eastAsia"/>
@@ -8524,7 +8198,6 @@
               </w:rPr>
               <w:t>rmmz</w:t>
             </w:r>
-            <w:proofErr w:type="spellEnd"/>
             <w:r>
               <w:rPr>
                 <w:rFonts w:ascii="Tahoma" w:eastAsia="微软雅黑" w:hAnsi="Tahoma" w:hint="eastAsia"/>
@@ -8534,7 +8207,6 @@
               </w:rPr>
               <w:t>中已经解决，兼容</w:t>
             </w:r>
-            <w:proofErr w:type="spellStart"/>
             <w:r>
               <w:rPr>
                 <w:rFonts w:ascii="Tahoma" w:eastAsia="微软雅黑" w:hAnsi="Tahoma" w:hint="eastAsia"/>
@@ -8544,7 +8216,6 @@
               </w:rPr>
               <w:t>ogg</w:t>
             </w:r>
-            <w:proofErr w:type="spellEnd"/>
             <w:r>
               <w:rPr>
                 <w:rFonts w:ascii="Tahoma" w:eastAsia="微软雅黑" w:hAnsi="Tahoma" w:hint="eastAsia"/>
@@ -8614,7 +8285,6 @@
               </w:rPr>
               <w:t>必须把所有</w:t>
             </w:r>
-            <w:proofErr w:type="spellStart"/>
             <w:r>
               <w:rPr>
                 <w:rFonts w:ascii="Tahoma" w:eastAsia="微软雅黑" w:hAnsi="Tahoma" w:hint="eastAsia"/>
@@ -8623,7 +8293,6 @@
               </w:rPr>
               <w:t>ogg</w:t>
             </w:r>
-            <w:proofErr w:type="spellEnd"/>
             <w:r>
               <w:rPr>
                 <w:rFonts w:ascii="Tahoma" w:eastAsia="微软雅黑" w:hAnsi="Tahoma" w:hint="eastAsia"/>
@@ -8664,7 +8333,6 @@
               </w:rPr>
               <w:t>，</w:t>
             </w:r>
-            <w:proofErr w:type="spellStart"/>
             <w:r>
               <w:rPr>
                 <w:rFonts w:ascii="Tahoma" w:eastAsia="微软雅黑" w:hAnsi="Tahoma" w:hint="eastAsia"/>
@@ -8673,7 +8341,6 @@
               </w:rPr>
               <w:t>webm</w:t>
             </w:r>
-            <w:proofErr w:type="spellEnd"/>
             <w:r>
               <w:rPr>
                 <w:rFonts w:ascii="Tahoma" w:eastAsia="微软雅黑" w:hAnsi="Tahoma" w:hint="eastAsia"/>
@@ -8794,20 +8461,15 @@
       <w:pPr>
         <w:pStyle w:val="3"/>
         <w:spacing w:line="276" w:lineRule="auto"/>
+        <w:rPr>
+          <w:rFonts w:hint="eastAsia"/>
+        </w:rPr>
       </w:pPr>
-      <w:proofErr w:type="spellStart"/>
       <w:r>
         <w:rPr>
           <w:rFonts w:hint="eastAsia"/>
         </w:rPr>
-        <w:t>Rmmv</w:t>
-      </w:r>
-      <w:proofErr w:type="spellEnd"/>
-      <w:r>
-        <w:rPr>
-          <w:rFonts w:hint="eastAsia"/>
-        </w:rPr>
-        <w:t>软件闪退</w:t>
+        <w:t>Rmmv软件闪退</w:t>
       </w:r>
     </w:p>
     <w:tbl>
@@ -8876,7 +8538,6 @@
                 <w:sz w:val="22"/>
               </w:rPr>
             </w:pPr>
-            <w:proofErr w:type="spellStart"/>
             <w:r>
               <w:rPr>
                 <w:rFonts w:ascii="Tahoma" w:eastAsia="微软雅黑" w:hAnsi="Tahoma" w:hint="eastAsia"/>
@@ -8885,7 +8546,6 @@
               </w:rPr>
               <w:t>Rmmv</w:t>
             </w:r>
-            <w:proofErr w:type="spellEnd"/>
             <w:r>
               <w:rPr>
                 <w:rFonts w:ascii="Tahoma" w:eastAsia="微软雅黑" w:hAnsi="Tahoma" w:hint="eastAsia"/>
@@ -9570,33 +9230,17 @@
               </w:rPr>
               <w:t>类似可见前面章节：</w:t>
             </w:r>
-            <w:r>
-              <w:fldChar w:fldCharType="begin"/>
-            </w:r>
-            <w:r>
-              <w:instrText xml:space="preserve"> HYPERLINK \l "_游戏闪退（进入超大地图时）" </w:instrText>
-            </w:r>
-            <w:r>
-              <w:fldChar w:fldCharType="separate"/>
-            </w:r>
-            <w:r>
-              <w:rPr>
-                <w:rStyle w:val="a4"/>
-                <w:rFonts w:ascii="Tahoma" w:eastAsia="微软雅黑" w:hAnsi="Tahoma" w:hint="eastAsia"/>
-                <w:kern w:val="0"/>
-                <w:sz w:val="22"/>
-              </w:rPr>
-              <w:t>游戏闪退（进入超大地图时）</w:t>
-            </w:r>
-            <w:r>
-              <w:rPr>
-                <w:rStyle w:val="a4"/>
-                <w:rFonts w:ascii="Tahoma" w:eastAsia="微软雅黑" w:hAnsi="Tahoma"/>
-                <w:kern w:val="0"/>
-                <w:sz w:val="22"/>
-              </w:rPr>
-              <w:fldChar w:fldCharType="end"/>
-            </w:r>
+            <w:hyperlink w:anchor="_游戏闪退（进入超大地图时）" w:history="1">
+              <w:r>
+                <w:rPr>
+                  <w:rStyle w:val="a4"/>
+                  <w:rFonts w:ascii="Tahoma" w:eastAsia="微软雅黑" w:hAnsi="Tahoma" w:hint="eastAsia"/>
+                  <w:kern w:val="0"/>
+                  <w:sz w:val="22"/>
+                </w:rPr>
+                <w:t>游戏闪退（进入超大地图时）</w:t>
+              </w:r>
+            </w:hyperlink>
             <w:r>
               <w:rPr>
                 <w:rFonts w:ascii="Tahoma" w:eastAsia="微软雅黑" w:hAnsi="Tahoma" w:hint="eastAsia"/>
@@ -9765,19 +9409,8 @@
                 <w:kern w:val="0"/>
                 <w:sz w:val="22"/>
               </w:rPr>
-              <w:t xml:space="preserve">&gt; </w:t>
-            </w:r>
-            <w:proofErr w:type="spellStart"/>
-            <w:r>
-              <w:rPr>
-                <w:rFonts w:ascii="Tahoma" w:eastAsia="微软雅黑" w:hAnsi="Tahoma"/>
-                <w:color w:val="0070C0"/>
-                <w:kern w:val="0"/>
-                <w:sz w:val="22"/>
-              </w:rPr>
-              <w:t>Rmmv</w:t>
-            </w:r>
-            <w:proofErr w:type="spellEnd"/>
+              <w:t>&gt; Rmmv</w:t>
+            </w:r>
             <w:r>
               <w:rPr>
                 <w:rFonts w:ascii="Tahoma" w:eastAsia="微软雅黑" w:hAnsi="Tahoma"/>
@@ -10014,6 +9647,9 @@
       <w:pPr>
         <w:pStyle w:val="2"/>
         <w:spacing w:line="276" w:lineRule="auto"/>
+        <w:rPr>
+          <w:rFonts w:hint="eastAsia"/>
+        </w:rPr>
       </w:pPr>
       <w:r>
         <w:rPr>
@@ -10036,6 +9672,9 @@
       <w:pPr>
         <w:pStyle w:val="3"/>
         <w:spacing w:line="276" w:lineRule="auto"/>
+        <w:rPr>
+          <w:rFonts w:hint="eastAsia"/>
+        </w:rPr>
       </w:pPr>
       <w:bookmarkStart w:id="3" w:name="_说明文档用法"/>
       <w:bookmarkEnd w:id="3"/>
@@ -10116,7 +9755,7 @@
         <w:widowControl/>
         <w:jc w:val="center"/>
         <w:rPr>
-          <w:rFonts w:ascii="宋体" w:eastAsia="宋体" w:hAnsi="宋体" w:cs="宋体"/>
+          <w:rFonts w:ascii="宋体" w:eastAsia="宋体" w:hAnsi="宋体" w:cs="宋体" w:hint="eastAsia"/>
           <w:kern w:val="0"/>
           <w:sz w:val="24"/>
           <w:szCs w:val="24"/>
@@ -10124,17 +9763,13 @@
       </w:pPr>
       <w:r>
         <w:rPr>
-          <w:rFonts w:ascii="宋体" w:eastAsia="宋体" w:hAnsi="宋体" w:cs="宋体"/>
           <w:noProof/>
-          <w:kern w:val="0"/>
-          <w:sz w:val="24"/>
-          <w:szCs w:val="24"/>
         </w:rPr>
         <w:drawing>
-          <wp:inline distT="0" distB="0" distL="0" distR="0" wp14:anchorId="10C6D747" wp14:editId="373D6708">
-            <wp:extent cx="2544895" cy="1371600"/>
-            <wp:effectExtent l="0" t="0" r="8255" b="0"/>
-            <wp:docPr id="13" name="图片 13"/>
+          <wp:inline distT="0" distB="0" distL="0" distR="0" wp14:anchorId="4D72395C" wp14:editId="5BF97B36">
+            <wp:extent cx="2933700" cy="1581150"/>
+            <wp:effectExtent l="0" t="0" r="0" b="0"/>
+            <wp:docPr id="1883119688" name="图片 16"/>
             <wp:cNvGraphicFramePr>
               <a:graphicFrameLocks xmlns:a="http://schemas.openxmlformats.org/drawingml/2006/main" noChangeAspect="1"/>
             </wp:cNvGraphicFramePr>
@@ -10142,7 +9777,7 @@
               <a:graphicData uri="http://schemas.openxmlformats.org/drawingml/2006/picture">
                 <pic:pic xmlns:pic="http://schemas.openxmlformats.org/drawingml/2006/picture">
                   <pic:nvPicPr>
-                    <pic:cNvPr id="0" name="Picture 1"/>
+                    <pic:cNvPr id="0" name="Picture 34"/>
                     <pic:cNvPicPr>
                       <a:picLocks noChangeAspect="1" noChangeArrowheads="1"/>
                     </pic:cNvPicPr>
@@ -10163,7 +9798,7 @@
                   <pic:spPr bwMode="auto">
                     <a:xfrm>
                       <a:off x="0" y="0"/>
-                      <a:ext cx="2552184" cy="1375529"/>
+                      <a:ext cx="2933700" cy="1581150"/>
                     </a:xfrm>
                     <a:prstGeom prst="rect">
                       <a:avLst/>
@@ -10261,16 +9896,13 @@
       </w:pPr>
       <w:r>
         <w:rPr>
-          <w:rFonts w:ascii="Tahoma" w:eastAsia="微软雅黑" w:hAnsi="Tahoma"/>
           <w:noProof/>
-          <w:kern w:val="0"/>
-          <w:sz w:val="22"/>
         </w:rPr>
         <w:drawing>
-          <wp:inline distT="0" distB="0" distL="0" distR="0" wp14:anchorId="17573ABC" wp14:editId="08750F73">
-            <wp:extent cx="4100830" cy="1904274"/>
-            <wp:effectExtent l="0" t="0" r="0" b="1270"/>
-            <wp:docPr id="567771162" name="图片 1"/>
+          <wp:inline distT="0" distB="0" distL="0" distR="0" wp14:anchorId="31AFBDD8" wp14:editId="7EB14B1E">
+            <wp:extent cx="5274310" cy="2451735"/>
+            <wp:effectExtent l="0" t="0" r="2540" b="5715"/>
+            <wp:docPr id="1881600739" name="图片 17"/>
             <wp:cNvGraphicFramePr>
               <a:graphicFrameLocks xmlns:a="http://schemas.openxmlformats.org/drawingml/2006/main" noChangeAspect="1"/>
             </wp:cNvGraphicFramePr>
@@ -10278,7 +9910,7 @@
               <a:graphicData uri="http://schemas.openxmlformats.org/drawingml/2006/picture">
                 <pic:pic xmlns:pic="http://schemas.openxmlformats.org/drawingml/2006/picture">
                   <pic:nvPicPr>
-                    <pic:cNvPr id="0" name="Picture 1"/>
+                    <pic:cNvPr id="0" name="Picture 36"/>
                     <pic:cNvPicPr>
                       <a:picLocks noChangeAspect="1" noChangeArrowheads="1"/>
                     </pic:cNvPicPr>
@@ -10299,7 +9931,7 @@
                   <pic:spPr bwMode="auto">
                     <a:xfrm>
                       <a:off x="0" y="0"/>
-                      <a:ext cx="4106345" cy="1906835"/>
+                      <a:ext cx="5274310" cy="2451735"/>
                     </a:xfrm>
                     <a:prstGeom prst="rect">
                       <a:avLst/>
@@ -10333,25 +9965,7 @@
           <w:kern w:val="0"/>
           <w:sz w:val="22"/>
         </w:rPr>
-        <w:t>有报错后，会出现如下</w:t>
-      </w:r>
-      <w:proofErr w:type="gramStart"/>
-      <w:r>
-        <w:rPr>
-          <w:rFonts w:ascii="Tahoma" w:eastAsia="微软雅黑" w:hAnsi="Tahoma" w:hint="eastAsia"/>
-          <w:kern w:val="0"/>
-          <w:sz w:val="22"/>
-        </w:rPr>
-        <w:t>图类似</w:t>
-      </w:r>
-      <w:proofErr w:type="gramEnd"/>
-      <w:r>
-        <w:rPr>
-          <w:rFonts w:ascii="Tahoma" w:eastAsia="微软雅黑" w:hAnsi="Tahoma" w:hint="eastAsia"/>
-          <w:kern w:val="0"/>
-          <w:sz w:val="22"/>
-        </w:rPr>
-        <w:t>的信息。</w:t>
+        <w:t>有报错后，会出现如下图类似的信息。</w:t>
       </w:r>
     </w:p>
     <w:p>
@@ -10367,16 +9981,13 @@
       </w:pPr>
       <w:r>
         <w:rPr>
-          <w:rFonts w:ascii="Tahoma" w:eastAsia="微软雅黑" w:hAnsi="Tahoma"/>
           <w:noProof/>
-          <w:kern w:val="0"/>
-          <w:sz w:val="22"/>
         </w:rPr>
         <w:drawing>
-          <wp:inline distT="0" distB="0" distL="0" distR="0" wp14:anchorId="0DDE5764" wp14:editId="25CB5C0A">
-            <wp:extent cx="4923790" cy="454677"/>
-            <wp:effectExtent l="0" t="0" r="0" b="2540"/>
-            <wp:docPr id="867907842" name="图片 2"/>
+          <wp:inline distT="0" distB="0" distL="0" distR="0" wp14:anchorId="7A159918" wp14:editId="7A822955">
+            <wp:extent cx="5274310" cy="484505"/>
+            <wp:effectExtent l="0" t="0" r="2540" b="0"/>
+            <wp:docPr id="1406808260" name="图片 18"/>
             <wp:cNvGraphicFramePr>
               <a:graphicFrameLocks xmlns:a="http://schemas.openxmlformats.org/drawingml/2006/main" noChangeAspect="1"/>
             </wp:cNvGraphicFramePr>
@@ -10384,7 +9995,7 @@
               <a:graphicData uri="http://schemas.openxmlformats.org/drawingml/2006/picture">
                 <pic:pic xmlns:pic="http://schemas.openxmlformats.org/drawingml/2006/picture">
                   <pic:nvPicPr>
-                    <pic:cNvPr id="0" name="Picture 3"/>
+                    <pic:cNvPr id="0" name="Picture 38"/>
                     <pic:cNvPicPr>
                       <a:picLocks noChangeAspect="1" noChangeArrowheads="1"/>
                     </pic:cNvPicPr>
@@ -10405,7 +10016,7 @@
                   <pic:spPr bwMode="auto">
                     <a:xfrm>
                       <a:off x="0" y="0"/>
-                      <a:ext cx="4939634" cy="456140"/>
+                      <a:ext cx="5274310" cy="484505"/>
                     </a:xfrm>
                     <a:prstGeom prst="rect">
                       <a:avLst/>
@@ -10710,25 +10321,7 @@
                 <w:kern w:val="0"/>
                 <w:sz w:val="22"/>
               </w:rPr>
-              <w:t>二选</w:t>
-            </w:r>
-            <w:proofErr w:type="gramStart"/>
-            <w:r>
-              <w:rPr>
-                <w:rFonts w:ascii="Tahoma" w:eastAsia="微软雅黑" w:hAnsi="Tahoma" w:hint="eastAsia"/>
-                <w:kern w:val="0"/>
-                <w:sz w:val="22"/>
-              </w:rPr>
-              <w:t>一</w:t>
-            </w:r>
-            <w:proofErr w:type="gramEnd"/>
-            <w:r>
-              <w:rPr>
-                <w:rFonts w:ascii="Tahoma" w:eastAsia="微软雅黑" w:hAnsi="Tahoma" w:hint="eastAsia"/>
-                <w:kern w:val="0"/>
-                <w:sz w:val="22"/>
-              </w:rPr>
-              <w:t>。</w:t>
+              <w:t>二选一。</w:t>
             </w:r>
           </w:p>
         </w:tc>
@@ -10755,9 +10348,14 @@
 </file>
 
 <file path=word/endnotes.xml><?xml version="1.0" encoding="utf-8"?>
-<w:endnotes xmlns:wpc="http://schemas.microsoft.com/office/word/2010/wordprocessingCanvas" xmlns:cx="http://schemas.microsoft.com/office/drawing/2014/chartex" xmlns:cx1="http://schemas.microsoft.com/office/drawing/2015/9/8/chartex" xmlns:cx2="http://schemas.microsoft.com/office/drawing/2015/10/21/chartex" xmlns:cx3="http://schemas.microsoft.com/office/drawing/2016/5/9/chartex" xmlns:cx4="http://schemas.microsoft.com/office/drawing/2016/5/10/chartex" xmlns:cx5="http://schemas.microsoft.com/office/drawing/2016/5/11/chartex" xmlns:cx6="http://schemas.microsoft.com/office/drawing/2016/5/12/chartex" xmlns:cx7="http://schemas.microsoft.com/office/drawing/2016/5/13/chartex" xmlns:cx8="http://schemas.microsoft.com/office/drawing/2016/5/14/chartex" xmlns:mc="http://schemas.openxmlformats.org/markup-compatibility/2006" xmlns:aink="http://schemas.microsoft.com/office/drawing/2016/ink" xmlns:am3d="http://schemas.microsoft.com/office/drawing/2017/model3d" xmlns:o="urn:schemas-microsoft-com:office:office" xmlns:oel="http://schemas.microsoft.com/office/2019/extlst" xmlns:r="http://schemas.openxmlformats.org/officeDocument/2006/relationships" xmlns:m="http://schemas.openxmlformats.org/officeDocument/2006/math" xmlns:v="urn:schemas-microsoft-com:vml" xmlns:wp14="http://schemas.microsoft.com/office/word/2010/wordprocessingDrawing" xmlns:wp="http://schemas.openxmlformats.org/drawingml/2006/wordprocessingDrawing" xmlns:w10="urn:schemas-microsoft-com:office:word" xmlns:w="http://schemas.openxmlformats.org/wordprocessingml/2006/main" xmlns:w14="http://schemas.microsoft.com/office/word/2010/wordml" xmlns:w15="http://schemas.microsoft.com/office/word/2012/wordml" xmlns:w16cex="http://schemas.microsoft.com/office/word/2018/wordml/cex" xmlns:w16cid="http://schemas.microsoft.com/office/word/2016/wordml/cid" xmlns:w16="http://schemas.microsoft.com/office/word/2018/wordml" xmlns:w16sdtdh="http://schemas.microsoft.com/office/word/2020/wordml/sdtdatahash" xmlns:w16se="http://schemas.microsoft.com/office/word/2015/wordml/symex" xmlns:wpg="http://schemas.microsoft.com/office/word/2010/wordprocessingGroup" xmlns:wpi="http://schemas.microsoft.com/office/word/2010/wordprocessingInk" xmlns:wne="http://schemas.microsoft.com/office/word/2006/wordml" xmlns:wps="http://schemas.microsoft.com/office/word/2010/wordprocessingShape" mc:Ignorable="w14 w15 w16se w16cid w16 w16cex w16sdtdh wp14">
+<w:endnotes xmlns:wpc="http://schemas.microsoft.com/office/word/2010/wordprocessingCanvas" xmlns:cx="http://schemas.microsoft.com/office/drawing/2014/chartex" xmlns:cx1="http://schemas.microsoft.com/office/drawing/2015/9/8/chartex" xmlns:cx2="http://schemas.microsoft.com/office/drawing/2015/10/21/chartex" xmlns:cx3="http://schemas.microsoft.com/office/drawing/2016/5/9/chartex" xmlns:cx4="http://schemas.microsoft.com/office/drawing/2016/5/10/chartex" xmlns:cx5="http://schemas.microsoft.com/office/drawing/2016/5/11/chartex" xmlns:cx6="http://schemas.microsoft.com/office/drawing/2016/5/12/chartex" xmlns:cx7="http://schemas.microsoft.com/office/drawing/2016/5/13/chartex" xmlns:cx8="http://schemas.microsoft.com/office/drawing/2016/5/14/chartex" xmlns:mc="http://schemas.openxmlformats.org/markup-compatibility/2006" xmlns:aink="http://schemas.microsoft.com/office/drawing/2016/ink" xmlns:am3d="http://schemas.microsoft.com/office/drawing/2017/model3d" xmlns:o="urn:schemas-microsoft-com:office:office" xmlns:oel="http://schemas.microsoft.com/office/2019/extlst" xmlns:r="http://schemas.openxmlformats.org/officeDocument/2006/relationships" xmlns:m="http://schemas.openxmlformats.org/officeDocument/2006/math" xmlns:v="urn:schemas-microsoft-com:vml" xmlns:wp14="http://schemas.microsoft.com/office/word/2010/wordprocessingDrawing" xmlns:wp="http://schemas.openxmlformats.org/drawingml/2006/wordprocessingDrawing" xmlns:w10="urn:schemas-microsoft-com:office:word" xmlns:w="http://schemas.openxmlformats.org/wordprocessingml/2006/main" xmlns:w14="http://schemas.microsoft.com/office/word/2010/wordml" xmlns:w15="http://schemas.microsoft.com/office/word/2012/wordml" xmlns:w16cex="http://schemas.microsoft.com/office/word/2018/wordml/cex" xmlns:w16cid="http://schemas.microsoft.com/office/word/2016/wordml/cid" xmlns:w16="http://schemas.microsoft.com/office/word/2018/wordml" xmlns:w16du="http://schemas.microsoft.com/office/word/2023/wordml/word16du" xmlns:w16sdtdh="http://schemas.microsoft.com/office/word/2020/wordml/sdtdatahash" xmlns:w16sdtfl="http://schemas.microsoft.com/office/word/2024/wordml/sdtformatlock" xmlns:w16se="http://schemas.microsoft.com/office/word/2015/wordml/symex" xmlns:wpg="http://schemas.microsoft.com/office/word/2010/wordprocessingGroup" xmlns:wpi="http://schemas.microsoft.com/office/word/2010/wordprocessingInk" xmlns:wne="http://schemas.microsoft.com/office/word/2006/wordml" xmlns:wps="http://schemas.microsoft.com/office/word/2010/wordprocessingShape" mc:Ignorable="w14 w15 w16se w16cid w16 w16cex w16sdtdh w16sdtfl w16du wp14">
   <w:endnote w:type="separator" w:id="-1">
     <w:p>
+      <w:pPr>
+        <w:rPr>
+          <w:rFonts w:hint="eastAsia"/>
+        </w:rPr>
+      </w:pPr>
       <w:r>
         <w:separator/>
       </w:r>
@@ -10765,6 +10363,11 @@
   </w:endnote>
   <w:endnote w:type="continuationSeparator" w:id="0">
     <w:p>
+      <w:pPr>
+        <w:rPr>
+          <w:rFonts w:hint="eastAsia"/>
+        </w:rPr>
+      </w:pPr>
       <w:r>
         <w:continuationSeparator/>
       </w:r>
@@ -10774,9 +10377,14 @@
 </file>
 
 <file path=word/footnotes.xml><?xml version="1.0" encoding="utf-8"?>
-<w:footnotes xmlns:wpc="http://schemas.microsoft.com/office/word/2010/wordprocessingCanvas" xmlns:cx="http://schemas.microsoft.com/office/drawing/2014/chartex" xmlns:cx1="http://schemas.microsoft.com/office/drawing/2015/9/8/chartex" xmlns:cx2="http://schemas.microsoft.com/office/drawing/2015/10/21/chartex" xmlns:cx3="http://schemas.microsoft.com/office/drawing/2016/5/9/chartex" xmlns:cx4="http://schemas.microsoft.com/office/drawing/2016/5/10/chartex" xmlns:cx5="http://schemas.microsoft.com/office/drawing/2016/5/11/chartex" xmlns:cx6="http://schemas.microsoft.com/office/drawing/2016/5/12/chartex" xmlns:cx7="http://schemas.microsoft.com/office/drawing/2016/5/13/chartex" xmlns:cx8="http://schemas.microsoft.com/office/drawing/2016/5/14/chartex" xmlns:mc="http://schemas.openxmlformats.org/markup-compatibility/2006" xmlns:aink="http://schemas.microsoft.com/office/drawing/2016/ink" xmlns:am3d="http://schemas.microsoft.com/office/drawing/2017/model3d" xmlns:o="urn:schemas-microsoft-com:office:office" xmlns:oel="http://schemas.microsoft.com/office/2019/extlst" xmlns:r="http://schemas.openxmlformats.org/officeDocument/2006/relationships" xmlns:m="http://schemas.openxmlformats.org/officeDocument/2006/math" xmlns:v="urn:schemas-microsoft-com:vml" xmlns:wp14="http://schemas.microsoft.com/office/word/2010/wordprocessingDrawing" xmlns:wp="http://schemas.openxmlformats.org/drawingml/2006/wordprocessingDrawing" xmlns:w10="urn:schemas-microsoft-com:office:word" xmlns:w="http://schemas.openxmlformats.org/wordprocessingml/2006/main" xmlns:w14="http://schemas.microsoft.com/office/word/2010/wordml" xmlns:w15="http://schemas.microsoft.com/office/word/2012/wordml" xmlns:w16cex="http://schemas.microsoft.com/office/word/2018/wordml/cex" xmlns:w16cid="http://schemas.microsoft.com/office/word/2016/wordml/cid" xmlns:w16="http://schemas.microsoft.com/office/word/2018/wordml" xmlns:w16sdtdh="http://schemas.microsoft.com/office/word/2020/wordml/sdtdatahash" xmlns:w16se="http://schemas.microsoft.com/office/word/2015/wordml/symex" xmlns:wpg="http://schemas.microsoft.com/office/word/2010/wordprocessingGroup" xmlns:wpi="http://schemas.microsoft.com/office/word/2010/wordprocessingInk" xmlns:wne="http://schemas.microsoft.com/office/word/2006/wordml" xmlns:wps="http://schemas.microsoft.com/office/word/2010/wordprocessingShape" mc:Ignorable="w14 w15 w16se w16cid w16 w16cex w16sdtdh wp14">
+<w:footnotes xmlns:wpc="http://schemas.microsoft.com/office/word/2010/wordprocessingCanvas" xmlns:cx="http://schemas.microsoft.com/office/drawing/2014/chartex" xmlns:cx1="http://schemas.microsoft.com/office/drawing/2015/9/8/chartex" xmlns:cx2="http://schemas.microsoft.com/office/drawing/2015/10/21/chartex" xmlns:cx3="http://schemas.microsoft.com/office/drawing/2016/5/9/chartex" xmlns:cx4="http://schemas.microsoft.com/office/drawing/2016/5/10/chartex" xmlns:cx5="http://schemas.microsoft.com/office/drawing/2016/5/11/chartex" xmlns:cx6="http://schemas.microsoft.com/office/drawing/2016/5/12/chartex" xmlns:cx7="http://schemas.microsoft.com/office/drawing/2016/5/13/chartex" xmlns:cx8="http://schemas.microsoft.com/office/drawing/2016/5/14/chartex" xmlns:mc="http://schemas.openxmlformats.org/markup-compatibility/2006" xmlns:aink="http://schemas.microsoft.com/office/drawing/2016/ink" xmlns:am3d="http://schemas.microsoft.com/office/drawing/2017/model3d" xmlns:o="urn:schemas-microsoft-com:office:office" xmlns:oel="http://schemas.microsoft.com/office/2019/extlst" xmlns:r="http://schemas.openxmlformats.org/officeDocument/2006/relationships" xmlns:m="http://schemas.openxmlformats.org/officeDocument/2006/math" xmlns:v="urn:schemas-microsoft-com:vml" xmlns:wp14="http://schemas.microsoft.com/office/word/2010/wordprocessingDrawing" xmlns:wp="http://schemas.openxmlformats.org/drawingml/2006/wordprocessingDrawing" xmlns:w10="urn:schemas-microsoft-com:office:word" xmlns:w="http://schemas.openxmlformats.org/wordprocessingml/2006/main" xmlns:w14="http://schemas.microsoft.com/office/word/2010/wordml" xmlns:w15="http://schemas.microsoft.com/office/word/2012/wordml" xmlns:w16cex="http://schemas.microsoft.com/office/word/2018/wordml/cex" xmlns:w16cid="http://schemas.microsoft.com/office/word/2016/wordml/cid" xmlns:w16="http://schemas.microsoft.com/office/word/2018/wordml" xmlns:w16du="http://schemas.microsoft.com/office/word/2023/wordml/word16du" xmlns:w16sdtdh="http://schemas.microsoft.com/office/word/2020/wordml/sdtdatahash" xmlns:w16sdtfl="http://schemas.microsoft.com/office/word/2024/wordml/sdtformatlock" xmlns:w16se="http://schemas.microsoft.com/office/word/2015/wordml/symex" xmlns:wpg="http://schemas.microsoft.com/office/word/2010/wordprocessingGroup" xmlns:wpi="http://schemas.microsoft.com/office/word/2010/wordprocessingInk" xmlns:wne="http://schemas.microsoft.com/office/word/2006/wordml" xmlns:wps="http://schemas.microsoft.com/office/word/2010/wordprocessingShape" mc:Ignorable="w14 w15 w16se w16cid w16 w16cex w16sdtdh w16sdtfl w16du wp14">
   <w:footnote w:type="separator" w:id="-1">
     <w:p>
+      <w:pPr>
+        <w:rPr>
+          <w:rFonts w:hint="eastAsia"/>
+        </w:rPr>
+      </w:pPr>
       <w:r>
         <w:separator/>
       </w:r>
@@ -10784,6 +10392,11 @@
   </w:footnote>
   <w:footnote w:type="continuationSeparator" w:id="0">
     <w:p>
+      <w:pPr>
+        <w:rPr>
+          <w:rFonts w:hint="eastAsia"/>
+        </w:rPr>
+      </w:pPr>
       <w:r>
         <w:continuationSeparator/>
       </w:r>
@@ -10793,12 +10406,12 @@
 </file>
 
 <file path=word/header1.xml><?xml version="1.0" encoding="utf-8"?>
-<w:hdr xmlns:wpc="http://schemas.microsoft.com/office/word/2010/wordprocessingCanvas" xmlns:cx="http://schemas.microsoft.com/office/drawing/2014/chartex" xmlns:cx1="http://schemas.microsoft.com/office/drawing/2015/9/8/chartex" xmlns:cx2="http://schemas.microsoft.com/office/drawing/2015/10/21/chartex" xmlns:cx3="http://schemas.microsoft.com/office/drawing/2016/5/9/chartex" xmlns:cx4="http://schemas.microsoft.com/office/drawing/2016/5/10/chartex" xmlns:cx5="http://schemas.microsoft.com/office/drawing/2016/5/11/chartex" xmlns:cx6="http://schemas.microsoft.com/office/drawing/2016/5/12/chartex" xmlns:cx7="http://schemas.microsoft.com/office/drawing/2016/5/13/chartex" xmlns:cx8="http://schemas.microsoft.com/office/drawing/2016/5/14/chartex" xmlns:mc="http://schemas.openxmlformats.org/markup-compatibility/2006" xmlns:aink="http://schemas.microsoft.com/office/drawing/2016/ink" xmlns:am3d="http://schemas.microsoft.com/office/drawing/2017/model3d" xmlns:o="urn:schemas-microsoft-com:office:office" xmlns:oel="http://schemas.microsoft.com/office/2019/extlst" xmlns:r="http://schemas.openxmlformats.org/officeDocument/2006/relationships" xmlns:m="http://schemas.openxmlformats.org/officeDocument/2006/math" xmlns:v="urn:schemas-microsoft-com:vml" xmlns:wp14="http://schemas.microsoft.com/office/word/2010/wordprocessingDrawing" xmlns:wp="http://schemas.openxmlformats.org/drawingml/2006/wordprocessingDrawing" xmlns:w10="urn:schemas-microsoft-com:office:word" xmlns:w="http://schemas.openxmlformats.org/wordprocessingml/2006/main" xmlns:w14="http://schemas.microsoft.com/office/word/2010/wordml" xmlns:w15="http://schemas.microsoft.com/office/word/2012/wordml" xmlns:w16cex="http://schemas.microsoft.com/office/word/2018/wordml/cex" xmlns:w16cid="http://schemas.microsoft.com/office/word/2016/wordml/cid" xmlns:w16="http://schemas.microsoft.com/office/word/2018/wordml" xmlns:w16sdtdh="http://schemas.microsoft.com/office/word/2020/wordml/sdtdatahash" xmlns:w16se="http://schemas.microsoft.com/office/word/2015/wordml/symex" xmlns:wpg="http://schemas.microsoft.com/office/word/2010/wordprocessingGroup" xmlns:wpi="http://schemas.microsoft.com/office/word/2010/wordprocessingInk" xmlns:wne="http://schemas.microsoft.com/office/word/2006/wordml" xmlns:wps="http://schemas.microsoft.com/office/word/2010/wordprocessingShape" mc:Ignorable="w14 w15 w16se w16cid w16 w16cex w16sdtdh wp14">
+<w:hdr xmlns:wpc="http://schemas.microsoft.com/office/word/2010/wordprocessingCanvas" xmlns:cx="http://schemas.microsoft.com/office/drawing/2014/chartex" xmlns:cx1="http://schemas.microsoft.com/office/drawing/2015/9/8/chartex" xmlns:cx2="http://schemas.microsoft.com/office/drawing/2015/10/21/chartex" xmlns:cx3="http://schemas.microsoft.com/office/drawing/2016/5/9/chartex" xmlns:cx4="http://schemas.microsoft.com/office/drawing/2016/5/10/chartex" xmlns:cx5="http://schemas.microsoft.com/office/drawing/2016/5/11/chartex" xmlns:cx6="http://schemas.microsoft.com/office/drawing/2016/5/12/chartex" xmlns:cx7="http://schemas.microsoft.com/office/drawing/2016/5/13/chartex" xmlns:cx8="http://schemas.microsoft.com/office/drawing/2016/5/14/chartex" xmlns:mc="http://schemas.openxmlformats.org/markup-compatibility/2006" xmlns:aink="http://schemas.microsoft.com/office/drawing/2016/ink" xmlns:am3d="http://schemas.microsoft.com/office/drawing/2017/model3d" xmlns:o="urn:schemas-microsoft-com:office:office" xmlns:oel="http://schemas.microsoft.com/office/2019/extlst" xmlns:r="http://schemas.openxmlformats.org/officeDocument/2006/relationships" xmlns:m="http://schemas.openxmlformats.org/officeDocument/2006/math" xmlns:v="urn:schemas-microsoft-com:vml" xmlns:wp14="http://schemas.microsoft.com/office/word/2010/wordprocessingDrawing" xmlns:wp="http://schemas.openxmlformats.org/drawingml/2006/wordprocessingDrawing" xmlns:w10="urn:schemas-microsoft-com:office:word" xmlns:w="http://schemas.openxmlformats.org/wordprocessingml/2006/main" xmlns:w14="http://schemas.microsoft.com/office/word/2010/wordml" xmlns:w15="http://schemas.microsoft.com/office/word/2012/wordml" xmlns:w16cex="http://schemas.microsoft.com/office/word/2018/wordml/cex" xmlns:w16cid="http://schemas.microsoft.com/office/word/2016/wordml/cid" xmlns:w16="http://schemas.microsoft.com/office/word/2018/wordml" xmlns:w16du="http://schemas.microsoft.com/office/word/2023/wordml/word16du" xmlns:w16sdtdh="http://schemas.microsoft.com/office/word/2020/wordml/sdtdatahash" xmlns:w16sdtfl="http://schemas.microsoft.com/office/word/2024/wordml/sdtformatlock" xmlns:w16se="http://schemas.microsoft.com/office/word/2015/wordml/symex" xmlns:wpg="http://schemas.microsoft.com/office/word/2010/wordprocessingGroup" xmlns:wpi="http://schemas.microsoft.com/office/word/2010/wordprocessingInk" xmlns:wne="http://schemas.microsoft.com/office/word/2006/wordml" xmlns:wps="http://schemas.microsoft.com/office/word/2010/wordprocessingShape" mc:Ignorable="w14 w15 w16se w16cid w16 w16cex w16sdtdh w16sdtfl w16du wp14">
   <w:p>
     <w:pPr>
       <w:jc w:val="center"/>
       <w:rPr>
-        <w:rFonts w:ascii="微软雅黑" w:eastAsia="微软雅黑" w:hAnsi="微软雅黑"/>
+        <w:rFonts w:ascii="微软雅黑" w:eastAsia="微软雅黑" w:hAnsi="微软雅黑" w:hint="eastAsia"/>
         <w:sz w:val="20"/>
       </w:rPr>
     </w:pPr>
@@ -10891,7 +10504,6 @@
       </w:rPr>
       <w:t xml:space="preserve">   </w:t>
     </w:r>
-    <w:proofErr w:type="spellStart"/>
     <w:r>
       <w:rPr>
         <w:rFonts w:ascii="微软雅黑" w:eastAsia="微软雅黑" w:hAnsi="微软雅黑"/>
@@ -10899,13 +10511,12 @@
       </w:rPr>
       <w:t>drill_up</w:t>
     </w:r>
-    <w:proofErr w:type="spellEnd"/>
   </w:p>
 </w:hdr>
 </file>
 
 <file path=word/numbering.xml><?xml version="1.0" encoding="utf-8"?>
-<w:numbering xmlns:wpc="http://schemas.microsoft.com/office/word/2010/wordprocessingCanvas" xmlns:cx="http://schemas.microsoft.com/office/drawing/2014/chartex" xmlns:cx1="http://schemas.microsoft.com/office/drawing/2015/9/8/chartex" xmlns:cx2="http://schemas.microsoft.com/office/drawing/2015/10/21/chartex" xmlns:cx3="http://schemas.microsoft.com/office/drawing/2016/5/9/chartex" xmlns:cx4="http://schemas.microsoft.com/office/drawing/2016/5/10/chartex" xmlns:cx5="http://schemas.microsoft.com/office/drawing/2016/5/11/chartex" xmlns:cx6="http://schemas.microsoft.com/office/drawing/2016/5/12/chartex" xmlns:cx7="http://schemas.microsoft.com/office/drawing/2016/5/13/chartex" xmlns:cx8="http://schemas.microsoft.com/office/drawing/2016/5/14/chartex" xmlns:mc="http://schemas.openxmlformats.org/markup-compatibility/2006" xmlns:aink="http://schemas.microsoft.com/office/drawing/2016/ink" xmlns:am3d="http://schemas.microsoft.com/office/drawing/2017/model3d" xmlns:o="urn:schemas-microsoft-com:office:office" xmlns:oel="http://schemas.microsoft.com/office/2019/extlst" xmlns:r="http://schemas.openxmlformats.org/officeDocument/2006/relationships" xmlns:m="http://schemas.openxmlformats.org/officeDocument/2006/math" xmlns:v="urn:schemas-microsoft-com:vml" xmlns:wp14="http://schemas.microsoft.com/office/word/2010/wordprocessingDrawing" xmlns:wp="http://schemas.openxmlformats.org/drawingml/2006/wordprocessingDrawing" xmlns:w10="urn:schemas-microsoft-com:office:word" xmlns:w="http://schemas.openxmlformats.org/wordprocessingml/2006/main" xmlns:w14="http://schemas.microsoft.com/office/word/2010/wordml" xmlns:w15="http://schemas.microsoft.com/office/word/2012/wordml" xmlns:w16cex="http://schemas.microsoft.com/office/word/2018/wordml/cex" xmlns:w16cid="http://schemas.microsoft.com/office/word/2016/wordml/cid" xmlns:w16="http://schemas.microsoft.com/office/word/2018/wordml" xmlns:w16sdtdh="http://schemas.microsoft.com/office/word/2020/wordml/sdtdatahash" xmlns:w16se="http://schemas.microsoft.com/office/word/2015/wordml/symex" xmlns:wpg="http://schemas.microsoft.com/office/word/2010/wordprocessingGroup" xmlns:wpi="http://schemas.microsoft.com/office/word/2010/wordprocessingInk" xmlns:wne="http://schemas.microsoft.com/office/word/2006/wordml" xmlns:wps="http://schemas.microsoft.com/office/word/2010/wordprocessingShape" mc:Ignorable="w14 w15 w16se w16cid w16 w16cex w16sdtdh wp14">
+<w:numbering xmlns:wpc="http://schemas.microsoft.com/office/word/2010/wordprocessingCanvas" xmlns:cx="http://schemas.microsoft.com/office/drawing/2014/chartex" xmlns:cx1="http://schemas.microsoft.com/office/drawing/2015/9/8/chartex" xmlns:cx2="http://schemas.microsoft.com/office/drawing/2015/10/21/chartex" xmlns:cx3="http://schemas.microsoft.com/office/drawing/2016/5/9/chartex" xmlns:cx4="http://schemas.microsoft.com/office/drawing/2016/5/10/chartex" xmlns:cx5="http://schemas.microsoft.com/office/drawing/2016/5/11/chartex" xmlns:cx6="http://schemas.microsoft.com/office/drawing/2016/5/12/chartex" xmlns:cx7="http://schemas.microsoft.com/office/drawing/2016/5/13/chartex" xmlns:cx8="http://schemas.microsoft.com/office/drawing/2016/5/14/chartex" xmlns:mc="http://schemas.openxmlformats.org/markup-compatibility/2006" xmlns:aink="http://schemas.microsoft.com/office/drawing/2016/ink" xmlns:am3d="http://schemas.microsoft.com/office/drawing/2017/model3d" xmlns:o="urn:schemas-microsoft-com:office:office" xmlns:oel="http://schemas.microsoft.com/office/2019/extlst" xmlns:r="http://schemas.openxmlformats.org/officeDocument/2006/relationships" xmlns:m="http://schemas.openxmlformats.org/officeDocument/2006/math" xmlns:v="urn:schemas-microsoft-com:vml" xmlns:wp14="http://schemas.microsoft.com/office/word/2010/wordprocessingDrawing" xmlns:wp="http://schemas.openxmlformats.org/drawingml/2006/wordprocessingDrawing" xmlns:w10="urn:schemas-microsoft-com:office:word" xmlns:w="http://schemas.openxmlformats.org/wordprocessingml/2006/main" xmlns:w14="http://schemas.microsoft.com/office/word/2010/wordml" xmlns:w15="http://schemas.microsoft.com/office/word/2012/wordml" xmlns:w16cex="http://schemas.microsoft.com/office/word/2018/wordml/cex" xmlns:w16cid="http://schemas.microsoft.com/office/word/2016/wordml/cid" xmlns:w16="http://schemas.microsoft.com/office/word/2018/wordml" xmlns:w16du="http://schemas.microsoft.com/office/word/2023/wordml/word16du" xmlns:w16sdtdh="http://schemas.microsoft.com/office/word/2020/wordml/sdtdatahash" xmlns:w16sdtfl="http://schemas.microsoft.com/office/word/2024/wordml/sdtformatlock" xmlns:w16se="http://schemas.microsoft.com/office/word/2015/wordml/symex" xmlns:wpg="http://schemas.microsoft.com/office/word/2010/wordprocessingGroup" xmlns:wpi="http://schemas.microsoft.com/office/word/2010/wordprocessingInk" xmlns:wne="http://schemas.microsoft.com/office/word/2006/wordml" xmlns:wps="http://schemas.microsoft.com/office/word/2010/wordprocessingShape" mc:Ignorable="w14 w15 w16se w16cid w16 w16cex w16sdtdh w16sdtfl w16du wp14">
   <w:abstractNum w:abstractNumId="0" w15:restartNumberingAfterBreak="0">
     <w:nsid w:val="11FC36F0"/>
     <w:multiLevelType w:val="hybridMultilevel"/>
@@ -11096,7 +10707,7 @@
 </file>
 
 <file path=word/styles.xml><?xml version="1.0" encoding="utf-8"?>
-<w:styles xmlns:mc="http://schemas.openxmlformats.org/markup-compatibility/2006" xmlns:r="http://schemas.openxmlformats.org/officeDocument/2006/relationships" xmlns:w="http://schemas.openxmlformats.org/wordprocessingml/2006/main" xmlns:w14="http://schemas.microsoft.com/office/word/2010/wordml" xmlns:w15="http://schemas.microsoft.com/office/word/2012/wordml" xmlns:w16cex="http://schemas.microsoft.com/office/word/2018/wordml/cex" xmlns:w16cid="http://schemas.microsoft.com/office/word/2016/wordml/cid" xmlns:w16="http://schemas.microsoft.com/office/word/2018/wordml" xmlns:w16sdtdh="http://schemas.microsoft.com/office/word/2020/wordml/sdtdatahash" xmlns:w16se="http://schemas.microsoft.com/office/word/2015/wordml/symex" mc:Ignorable="w14 w15 w16se w16cid w16 w16cex w16sdtdh">
+<w:styles xmlns:mc="http://schemas.openxmlformats.org/markup-compatibility/2006" xmlns:r="http://schemas.openxmlformats.org/officeDocument/2006/relationships" xmlns:w="http://schemas.openxmlformats.org/wordprocessingml/2006/main" xmlns:w14="http://schemas.microsoft.com/office/word/2010/wordml" xmlns:w15="http://schemas.microsoft.com/office/word/2012/wordml" xmlns:w16cex="http://schemas.microsoft.com/office/word/2018/wordml/cex" xmlns:w16cid="http://schemas.microsoft.com/office/word/2016/wordml/cid" xmlns:w16="http://schemas.microsoft.com/office/word/2018/wordml" xmlns:w16du="http://schemas.microsoft.com/office/word/2023/wordml/word16du" xmlns:w16sdtdh="http://schemas.microsoft.com/office/word/2020/wordml/sdtdatahash" xmlns:w16sdtfl="http://schemas.microsoft.com/office/word/2024/wordml/sdtformatlock" xmlns:w16se="http://schemas.microsoft.com/office/word/2015/wordml/symex" mc:Ignorable="w14 w15 w16se w16cid w16 w16cex w16sdtdh w16sdtfl w16du">
   <w:docDefaults>
     <w:rPrDefault>
       <w:rPr>

--- a/插件详细手册/0.问题解答集合（FAQ）/Rmmv中的常见问题.docx
+++ b/插件详细手册/0.问题解答集合（FAQ）/Rmmv中的常见问题.docx
@@ -7,7 +7,7 @@
         <w:pStyle w:val="2"/>
         <w:spacing w:line="276" w:lineRule="auto"/>
         <w:rPr>
-          <w:rFonts w:ascii="Tahoma" w:eastAsia="微软雅黑" w:hAnsi="Tahoma"/>
+          <w:rFonts w:ascii="Tahoma" w:eastAsia="微软雅黑" w:hAnsi="Tahoma" w:hint="eastAsia"/>
           <w:color w:val="FF0000"/>
           <w:kern w:val="0"/>
           <w:sz w:val="22"/>
@@ -17,6 +17,12 @@
         <w:rPr>
           <w:rFonts w:hint="eastAsia"/>
         </w:rPr>
+        <w:t>===</w:t>
+      </w:r>
+      <w:r>
+        <w:rPr>
+          <w:rFonts w:hint="eastAsia"/>
+        </w:rPr>
         <w:t>常见</w:t>
       </w:r>
       <w:r>
@@ -28,11 +34,25 @@
       <w:r>
         <w:t xml:space="preserve"> </w:t>
       </w:r>
+      <w:proofErr w:type="gramStart"/>
       <w:r>
         <w:rPr>
           <w:rFonts w:hint="eastAsia"/>
         </w:rPr>
-        <w:t>插件报错</w:t>
+        <w:t>插件报</w:t>
+      </w:r>
+      <w:proofErr w:type="gramEnd"/>
+      <w:r>
+        <w:rPr>
+          <w:rFonts w:hint="eastAsia"/>
+        </w:rPr>
+        <w:t>错</w:t>
+      </w:r>
+      <w:r>
+        <w:rPr>
+          <w:rFonts w:hint="eastAsia"/>
+        </w:rPr>
+        <w:t>===</w:t>
       </w:r>
     </w:p>
     <w:p>
@@ -176,6 +196,7 @@
                 <w:sz w:val="22"/>
               </w:rPr>
             </w:pPr>
+            <w:proofErr w:type="spellStart"/>
             <w:r>
               <w:rPr>
                 <w:rFonts w:ascii="Tahoma" w:eastAsia="微软雅黑" w:hAnsi="Tahoma"/>
@@ -192,6 +213,7 @@
               </w:rPr>
               <w:t>mmv</w:t>
             </w:r>
+            <w:proofErr w:type="spellEnd"/>
             <w:r>
               <w:rPr>
                 <w:rFonts w:ascii="Tahoma" w:eastAsia="微软雅黑" w:hAnsi="Tahoma" w:hint="eastAsia"/>
@@ -313,6 +335,7 @@
                 <w:sz w:val="22"/>
               </w:rPr>
             </w:pPr>
+            <w:proofErr w:type="spellStart"/>
             <w:r>
               <w:rPr>
                 <w:rFonts w:ascii="Tahoma" w:eastAsia="微软雅黑" w:hAnsi="Tahoma"/>
@@ -329,6 +352,7 @@
               </w:rPr>
               <w:t>mmv</w:t>
             </w:r>
+            <w:proofErr w:type="spellEnd"/>
             <w:r>
               <w:rPr>
                 <w:rFonts w:ascii="Tahoma" w:eastAsia="微软雅黑" w:hAnsi="Tahoma" w:hint="eastAsia"/>
@@ -726,6 +750,7 @@
               </w:rPr>
               <w:t>版本以下的</w:t>
             </w:r>
+            <w:proofErr w:type="spellStart"/>
             <w:r>
               <w:rPr>
                 <w:rFonts w:ascii="Tahoma" w:eastAsia="微软雅黑" w:hAnsi="Tahoma" w:hint="eastAsia"/>
@@ -735,6 +760,7 @@
               </w:rPr>
               <w:t>rmmv</w:t>
             </w:r>
+            <w:proofErr w:type="spellEnd"/>
             <w:r>
               <w:rPr>
                 <w:rFonts w:ascii="Tahoma" w:eastAsia="微软雅黑" w:hAnsi="Tahoma" w:hint="eastAsia"/>
@@ -753,6 +779,7 @@
               </w:rPr>
               <w:t>不能正常显示中文，建议升级</w:t>
             </w:r>
+            <w:proofErr w:type="spellStart"/>
             <w:r>
               <w:rPr>
                 <w:rFonts w:ascii="Tahoma" w:eastAsia="微软雅黑" w:hAnsi="Tahoma" w:hint="eastAsia"/>
@@ -762,6 +789,7 @@
               </w:rPr>
               <w:t>rmmv</w:t>
             </w:r>
+            <w:proofErr w:type="spellEnd"/>
             <w:r>
               <w:rPr>
                 <w:rFonts w:ascii="Tahoma" w:eastAsia="微软雅黑" w:hAnsi="Tahoma" w:hint="eastAsia"/>
@@ -938,27 +966,57 @@
         </w:rPr>
         <w:t>数据</w:t>
       </w:r>
-      <w:r>
-        <w:t>’1’</w:t>
-      </w:r>
+      <w:proofErr w:type="gramStart"/>
+      <w:r>
+        <w:t>’</w:t>
+      </w:r>
+      <w:proofErr w:type="gramEnd"/>
+      <w:r>
+        <w:t>1</w:t>
+      </w:r>
+      <w:proofErr w:type="gramStart"/>
+      <w:r>
+        <w:t>’</w:t>
+      </w:r>
+      <w:proofErr w:type="gramEnd"/>
       <w:r>
         <w:rPr>
           <w:rFonts w:hint="eastAsia"/>
         </w:rPr>
         <w:t>、</w:t>
       </w:r>
-      <w:r>
-        <w:t>’2’</w:t>
-      </w:r>
+      <w:proofErr w:type="gramStart"/>
+      <w:r>
+        <w:t>’</w:t>
+      </w:r>
+      <w:proofErr w:type="gramEnd"/>
+      <w:r>
+        <w:t>2</w:t>
+      </w:r>
+      <w:proofErr w:type="gramStart"/>
+      <w:r>
+        <w:t>’</w:t>
+      </w:r>
+      <w:proofErr w:type="gramEnd"/>
       <w:r>
         <w:rPr>
           <w:rFonts w:hint="eastAsia"/>
         </w:rPr>
         <w:t>、</w:t>
       </w:r>
-      <w:r>
-        <w:t>’10’</w:t>
-      </w:r>
+      <w:proofErr w:type="gramStart"/>
+      <w:r>
+        <w:t>’</w:t>
+      </w:r>
+      <w:proofErr w:type="gramEnd"/>
+      <w:r>
+        <w:t>10</w:t>
+      </w:r>
+      <w:proofErr w:type="gramStart"/>
+      <w:r>
+        <w:t>’</w:t>
+      </w:r>
+      <w:proofErr w:type="gramEnd"/>
       <w:r>
         <w:rPr>
           <w:rFonts w:hint="eastAsia"/>
@@ -1355,6 +1413,7 @@
               </w:rPr>
               <w:t>‘</w:t>
             </w:r>
+            <w:proofErr w:type="spellStart"/>
             <w:r>
               <w:rPr>
                 <w:rFonts w:ascii="Tahoma" w:eastAsia="微软雅黑" w:hAnsi="Tahoma"/>
@@ -1363,6 +1422,7 @@
               </w:rPr>
               <w:t>xxxx</w:t>
             </w:r>
+            <w:proofErr w:type="spellEnd"/>
             <w:r>
               <w:rPr>
                 <w:rFonts w:ascii="Tahoma" w:eastAsia="微软雅黑" w:hAnsi="Tahoma"/>
@@ -1531,7 +1591,25 @@
                 <w:kern w:val="0"/>
                 <w:sz w:val="22"/>
               </w:rPr>
-              <w:t>设计者发布新游戏，玩家用旧档覆盖</w:t>
+              <w:t>设计者发布新游戏，玩家用旧</w:t>
+            </w:r>
+            <w:proofErr w:type="gramStart"/>
+            <w:r>
+              <w:rPr>
+                <w:rFonts w:ascii="Tahoma" w:eastAsia="微软雅黑" w:hAnsi="Tahoma" w:hint="eastAsia"/>
+                <w:kern w:val="0"/>
+                <w:sz w:val="22"/>
+              </w:rPr>
+              <w:t>档</w:t>
+            </w:r>
+            <w:proofErr w:type="gramEnd"/>
+            <w:r>
+              <w:rPr>
+                <w:rFonts w:ascii="Tahoma" w:eastAsia="微软雅黑" w:hAnsi="Tahoma" w:hint="eastAsia"/>
+                <w:kern w:val="0"/>
+                <w:sz w:val="22"/>
+              </w:rPr>
+              <w:t>覆盖</w:t>
             </w:r>
             <w:r>
               <w:rPr>
@@ -1724,7 +1802,25 @@
                 <w:kern w:val="0"/>
                 <w:sz w:val="22"/>
               </w:rPr>
-              <w:t>会去存档内容中找是否有自己对应的数据，由于旧存档没有给插件开辟存储变量空间，所以会返回未定义的错误。</w:t>
+              <w:t>会去存档内容中</w:t>
+            </w:r>
+            <w:proofErr w:type="gramStart"/>
+            <w:r>
+              <w:rPr>
+                <w:rFonts w:ascii="Tahoma" w:eastAsia="微软雅黑" w:hAnsi="Tahoma" w:hint="eastAsia"/>
+                <w:kern w:val="0"/>
+                <w:sz w:val="22"/>
+              </w:rPr>
+              <w:t>找是否</w:t>
+            </w:r>
+            <w:proofErr w:type="gramEnd"/>
+            <w:r>
+              <w:rPr>
+                <w:rFonts w:ascii="Tahoma" w:eastAsia="微软雅黑" w:hAnsi="Tahoma" w:hint="eastAsia"/>
+                <w:kern w:val="0"/>
+                <w:sz w:val="22"/>
+              </w:rPr>
+              <w:t>有自己对应的数据，由于旧存档没有给插件开辟存储变量空间，所以会返回未定义的错误。</w:t>
             </w:r>
           </w:p>
           <w:p>
@@ -1842,8 +1938,19 @@
                   <w:kern w:val="0"/>
                   <w:sz w:val="22"/>
                 </w:rPr>
-                <w:t>找不到’</w:t>
+                <w:t>找不到</w:t>
               </w:r>
+              <w:proofErr w:type="gramStart"/>
+              <w:r>
+                <w:rPr>
+                  <w:rStyle w:val="a4"/>
+                  <w:rFonts w:ascii="Tahoma" w:eastAsia="微软雅黑" w:hAnsi="Tahoma" w:hint="eastAsia"/>
+                  <w:kern w:val="0"/>
+                  <w:sz w:val="22"/>
+                </w:rPr>
+                <w:t>’</w:t>
+              </w:r>
+              <w:proofErr w:type="gramEnd"/>
               <w:r>
                 <w:rPr>
                   <w:rStyle w:val="a4"/>
@@ -1853,6 +1960,7 @@
                 </w:rPr>
                 <w:t>length</w:t>
               </w:r>
+              <w:proofErr w:type="gramStart"/>
               <w:r>
                 <w:rPr>
                   <w:rStyle w:val="a4"/>
@@ -1862,6 +1970,7 @@
                 </w:rPr>
                 <w:t>’</w:t>
               </w:r>
+              <w:proofErr w:type="gramEnd"/>
             </w:hyperlink>
             <w:r>
               <w:rPr>
@@ -2049,9 +2158,11 @@
         <w:lastRenderedPageBreak/>
         <w:t>找不到</w:t>
       </w:r>
+      <w:proofErr w:type="gramStart"/>
       <w:r>
         <w:t>’</w:t>
       </w:r>
+      <w:proofErr w:type="gramEnd"/>
       <w:r>
         <w:rPr>
           <w:rFonts w:hint="eastAsia"/>
@@ -2136,6 +2247,7 @@
               </w:rPr>
               <w:t>找不到</w:t>
             </w:r>
+            <w:proofErr w:type="gramStart"/>
             <w:r>
               <w:rPr>
                 <w:rFonts w:ascii="Tahoma" w:eastAsia="微软雅黑" w:hAnsi="Tahoma"/>
@@ -2144,6 +2256,7 @@
               </w:rPr>
               <w:t>’</w:t>
             </w:r>
+            <w:proofErr w:type="gramEnd"/>
             <w:r>
               <w:rPr>
                 <w:rFonts w:ascii="Tahoma" w:eastAsia="微软雅黑" w:hAnsi="Tahoma" w:hint="eastAsia"/>
@@ -2681,8 +2794,19 @@
                   <w:kern w:val="0"/>
                   <w:sz w:val="22"/>
                 </w:rPr>
-                <w:t>找不到数据’</w:t>
+                <w:t>找不到数据</w:t>
               </w:r>
+              <w:proofErr w:type="gramStart"/>
+              <w:r>
+                <w:rPr>
+                  <w:rStyle w:val="a4"/>
+                  <w:rFonts w:ascii="Tahoma" w:eastAsia="微软雅黑" w:hAnsi="Tahoma" w:hint="eastAsia"/>
+                  <w:kern w:val="0"/>
+                  <w:sz w:val="22"/>
+                </w:rPr>
+                <w:t>’</w:t>
+              </w:r>
+              <w:proofErr w:type="gramEnd"/>
               <w:r>
                 <w:rPr>
                   <w:rStyle w:val="a4"/>
@@ -2692,6 +2816,7 @@
                 </w:rPr>
                 <w:t>1</w:t>
               </w:r>
+              <w:proofErr w:type="gramStart"/>
               <w:r>
                 <w:rPr>
                   <w:rStyle w:val="a4"/>
@@ -2699,8 +2824,29 @@
                   <w:kern w:val="0"/>
                   <w:sz w:val="22"/>
                 </w:rPr>
-                <w:t>’、’</w:t>
+                <w:t>’</w:t>
               </w:r>
+              <w:proofErr w:type="gramEnd"/>
+              <w:r>
+                <w:rPr>
+                  <w:rStyle w:val="a4"/>
+                  <w:rFonts w:ascii="Tahoma" w:eastAsia="微软雅黑" w:hAnsi="Tahoma" w:hint="eastAsia"/>
+                  <w:kern w:val="0"/>
+                  <w:sz w:val="22"/>
+                </w:rPr>
+                <w:t>、</w:t>
+              </w:r>
+              <w:proofErr w:type="gramStart"/>
+              <w:r>
+                <w:rPr>
+                  <w:rStyle w:val="a4"/>
+                  <w:rFonts w:ascii="Tahoma" w:eastAsia="微软雅黑" w:hAnsi="Tahoma" w:hint="eastAsia"/>
+                  <w:kern w:val="0"/>
+                  <w:sz w:val="22"/>
+                </w:rPr>
+                <w:t>’</w:t>
+              </w:r>
+              <w:proofErr w:type="gramEnd"/>
               <w:r>
                 <w:rPr>
                   <w:rStyle w:val="a4"/>
@@ -2710,6 +2856,7 @@
                 </w:rPr>
                 <w:t>2</w:t>
               </w:r>
+              <w:proofErr w:type="gramStart"/>
               <w:r>
                 <w:rPr>
                   <w:rStyle w:val="a4"/>
@@ -2717,8 +2864,29 @@
                   <w:kern w:val="0"/>
                   <w:sz w:val="22"/>
                 </w:rPr>
-                <w:t>’、’</w:t>
+                <w:t>’</w:t>
               </w:r>
+              <w:proofErr w:type="gramEnd"/>
+              <w:r>
+                <w:rPr>
+                  <w:rStyle w:val="a4"/>
+                  <w:rFonts w:ascii="Tahoma" w:eastAsia="微软雅黑" w:hAnsi="Tahoma" w:hint="eastAsia"/>
+                  <w:kern w:val="0"/>
+                  <w:sz w:val="22"/>
+                </w:rPr>
+                <w:t>、</w:t>
+              </w:r>
+              <w:proofErr w:type="gramStart"/>
+              <w:r>
+                <w:rPr>
+                  <w:rStyle w:val="a4"/>
+                  <w:rFonts w:ascii="Tahoma" w:eastAsia="微软雅黑" w:hAnsi="Tahoma" w:hint="eastAsia"/>
+                  <w:kern w:val="0"/>
+                  <w:sz w:val="22"/>
+                </w:rPr>
+                <w:t>’</w:t>
+              </w:r>
+              <w:proofErr w:type="gramEnd"/>
               <w:r>
                 <w:rPr>
                   <w:rStyle w:val="a4"/>
@@ -2728,6 +2896,7 @@
                 </w:rPr>
                 <w:t>10</w:t>
               </w:r>
+              <w:proofErr w:type="gramStart"/>
               <w:r>
                 <w:rPr>
                   <w:rStyle w:val="a4"/>
@@ -2735,7 +2904,17 @@
                   <w:kern w:val="0"/>
                   <w:sz w:val="22"/>
                 </w:rPr>
-                <w:t>’…</w:t>
+                <w:t>’</w:t>
+              </w:r>
+              <w:proofErr w:type="gramEnd"/>
+              <w:r>
+                <w:rPr>
+                  <w:rStyle w:val="a4"/>
+                  <w:rFonts w:ascii="Tahoma" w:eastAsia="微软雅黑" w:hAnsi="Tahoma" w:hint="eastAsia"/>
+                  <w:kern w:val="0"/>
+                  <w:sz w:val="22"/>
+                </w:rPr>
+                <w:t>…</w:t>
               </w:r>
             </w:hyperlink>
             <w:r>
@@ -3413,7 +3592,25 @@
                 <w:kern w:val="0"/>
                 <w:sz w:val="22"/>
               </w:rPr>
-              <w:t>换上新插件后，新插件报错。</w:t>
+              <w:t>换上新插件后，新</w:t>
+            </w:r>
+            <w:proofErr w:type="gramStart"/>
+            <w:r>
+              <w:rPr>
+                <w:rFonts w:ascii="Tahoma" w:eastAsia="微软雅黑" w:hAnsi="Tahoma" w:hint="eastAsia"/>
+                <w:kern w:val="0"/>
+                <w:sz w:val="22"/>
+              </w:rPr>
+              <w:t>插件报</w:t>
+            </w:r>
+            <w:proofErr w:type="gramEnd"/>
+            <w:r>
+              <w:rPr>
+                <w:rFonts w:ascii="Tahoma" w:eastAsia="微软雅黑" w:hAnsi="Tahoma" w:hint="eastAsia"/>
+                <w:kern w:val="0"/>
+                <w:sz w:val="22"/>
+              </w:rPr>
+              <w:t>错。</w:t>
             </w:r>
           </w:p>
         </w:tc>
@@ -3527,14 +3724,34 @@
               </w:rPr>
               <w:t>你在插件配置中将</w:t>
             </w:r>
-            <w:r>
-              <w:rPr>
-                <w:rFonts w:ascii="Tahoma" w:eastAsia="微软雅黑" w:hAnsi="Tahoma"/>
-                <w:kern w:val="0"/>
-                <w:sz w:val="22"/>
-              </w:rPr>
-              <w:t>”{}”</w:t>
-            </w:r>
+            <w:proofErr w:type="gramStart"/>
+            <w:r>
+              <w:rPr>
+                <w:rFonts w:ascii="Tahoma" w:eastAsia="微软雅黑" w:hAnsi="Tahoma"/>
+                <w:kern w:val="0"/>
+                <w:sz w:val="22"/>
+              </w:rPr>
+              <w:t>”</w:t>
+            </w:r>
+            <w:proofErr w:type="gramEnd"/>
+            <w:r>
+              <w:rPr>
+                <w:rFonts w:ascii="Tahoma" w:eastAsia="微软雅黑" w:hAnsi="Tahoma"/>
+                <w:kern w:val="0"/>
+                <w:sz w:val="22"/>
+              </w:rPr>
+              <w:t>{}</w:t>
+            </w:r>
+            <w:proofErr w:type="gramStart"/>
+            <w:r>
+              <w:rPr>
+                <w:rFonts w:ascii="Tahoma" w:eastAsia="微软雅黑" w:hAnsi="Tahoma"/>
+                <w:kern w:val="0"/>
+                <w:sz w:val="22"/>
+              </w:rPr>
+              <w:t>”</w:t>
+            </w:r>
+            <w:proofErr w:type="gramEnd"/>
             <w:r>
               <w:rPr>
                 <w:rFonts w:ascii="Tahoma" w:eastAsia="微软雅黑" w:hAnsi="Tahoma" w:hint="eastAsia"/>
@@ -3601,7 +3818,25 @@
                 <w:kern w:val="0"/>
                 <w:sz w:val="22"/>
               </w:rPr>
-              <w:t>你也可以跟作者提一下这个</w:t>
+              <w:t>你也可以</w:t>
+            </w:r>
+            <w:proofErr w:type="gramStart"/>
+            <w:r>
+              <w:rPr>
+                <w:rFonts w:ascii="Tahoma" w:eastAsia="微软雅黑" w:hAnsi="Tahoma" w:hint="eastAsia"/>
+                <w:kern w:val="0"/>
+                <w:sz w:val="22"/>
+              </w:rPr>
+              <w:t>跟作者</w:t>
+            </w:r>
+            <w:proofErr w:type="gramEnd"/>
+            <w:r>
+              <w:rPr>
+                <w:rFonts w:ascii="Tahoma" w:eastAsia="微软雅黑" w:hAnsi="Tahoma" w:hint="eastAsia"/>
+                <w:kern w:val="0"/>
+                <w:sz w:val="22"/>
+              </w:rPr>
+              <w:t>提一下这个</w:t>
             </w:r>
             <w:r>
               <w:rPr>
@@ -4237,6 +4472,7 @@
         </w:rPr>
         <w:t>）</w:t>
       </w:r>
+      <w:proofErr w:type="gramStart"/>
       <w:r>
         <w:rPr>
           <w:rFonts w:ascii="微软雅黑" w:eastAsia="微软雅黑" w:hAnsi="微软雅黑" w:hint="eastAsia"/>
@@ -4245,6 +4481,7 @@
         </w:rPr>
         <w:t>找群咨询</w:t>
       </w:r>
+      <w:proofErr w:type="gramEnd"/>
     </w:p>
     <w:p>
       <w:pPr>
@@ -4299,7 +4536,25 @@
           <w:kern w:val="0"/>
           <w:sz w:val="22"/>
         </w:rPr>
-        <w:t>可以找群或者问做游戏的群友。</w:t>
+        <w:t>可以</w:t>
+      </w:r>
+      <w:proofErr w:type="gramStart"/>
+      <w:r>
+        <w:rPr>
+          <w:rFonts w:ascii="Tahoma" w:eastAsia="微软雅黑" w:hAnsi="Tahoma" w:hint="eastAsia"/>
+          <w:kern w:val="0"/>
+          <w:sz w:val="22"/>
+        </w:rPr>
+        <w:t>找群或者问</w:t>
+      </w:r>
+      <w:proofErr w:type="gramEnd"/>
+      <w:r>
+        <w:rPr>
+          <w:rFonts w:ascii="Tahoma" w:eastAsia="微软雅黑" w:hAnsi="Tahoma" w:hint="eastAsia"/>
+          <w:kern w:val="0"/>
+          <w:sz w:val="22"/>
+        </w:rPr>
+        <w:t>做游戏的群友。</w:t>
       </w:r>
     </w:p>
     <w:p>
@@ -4384,7 +4639,7 @@
         <w:pStyle w:val="2"/>
         <w:spacing w:line="276" w:lineRule="auto"/>
         <w:rPr>
-          <w:rFonts w:ascii="Tahoma" w:eastAsia="微软雅黑" w:hAnsi="Tahoma"/>
+          <w:rFonts w:ascii="Tahoma" w:eastAsia="微软雅黑" w:hAnsi="Tahoma" w:hint="eastAsia"/>
           <w:color w:val="FF0000"/>
           <w:kern w:val="0"/>
           <w:sz w:val="22"/>
@@ -4395,6 +4650,12 @@
           <w:rFonts w:hint="eastAsia"/>
         </w:rPr>
         <w:lastRenderedPageBreak/>
+        <w:t>===</w:t>
+      </w:r>
+      <w:r>
+        <w:rPr>
+          <w:rFonts w:hint="eastAsia"/>
+        </w:rPr>
         <w:t>常见问题 -</w:t>
       </w:r>
       <w:r>
@@ -4405,6 +4666,12 @@
           <w:rFonts w:hint="eastAsia"/>
         </w:rPr>
         <w:t>游戏错误</w:t>
+      </w:r>
+      <w:r>
+        <w:rPr>
+          <w:rFonts w:hint="eastAsia"/>
+        </w:rPr>
+        <w:t>===</w:t>
       </w:r>
     </w:p>
     <w:p>
@@ -4903,7 +5170,25 @@
                 <w:kern w:val="0"/>
                 <w:sz w:val="22"/>
               </w:rPr>
-              <w:t>这种情况通常发生的可能性非常低，同时开一堆占内存的大软件，才会发生这种情况。</w:t>
+              <w:t>这种情况通常发生的可能性非常低，同时开</w:t>
+            </w:r>
+            <w:proofErr w:type="gramStart"/>
+            <w:r>
+              <w:rPr>
+                <w:rFonts w:ascii="Tahoma" w:eastAsia="微软雅黑" w:hAnsi="Tahoma" w:hint="eastAsia"/>
+                <w:kern w:val="0"/>
+                <w:sz w:val="22"/>
+              </w:rPr>
+              <w:t>一堆占</w:t>
+            </w:r>
+            <w:proofErr w:type="gramEnd"/>
+            <w:r>
+              <w:rPr>
+                <w:rFonts w:ascii="Tahoma" w:eastAsia="微软雅黑" w:hAnsi="Tahoma" w:hint="eastAsia"/>
+                <w:kern w:val="0"/>
+                <w:sz w:val="22"/>
+              </w:rPr>
+              <w:t>内存的大软件，才会发生这种情况。</w:t>
             </w:r>
           </w:p>
           <w:p>
@@ -5123,6 +5408,7 @@
               </w:rPr>
               <w:t>关掉占用内存的其它程序即可，诸如</w:t>
             </w:r>
+            <w:proofErr w:type="spellStart"/>
             <w:r>
               <w:rPr>
                 <w:rFonts w:ascii="Tahoma" w:eastAsia="微软雅黑" w:hAnsi="Tahoma" w:hint="eastAsia"/>
@@ -5131,6 +5417,7 @@
               </w:rPr>
               <w:t>ps</w:t>
             </w:r>
+            <w:proofErr w:type="spellEnd"/>
             <w:r>
               <w:rPr>
                 <w:rFonts w:ascii="Tahoma" w:eastAsia="微软雅黑" w:hAnsi="Tahoma" w:hint="eastAsia"/>
@@ -5693,6 +5980,7 @@
               </w:rPr>
               <w:t>的路径提供了一个</w:t>
             </w:r>
+            <w:proofErr w:type="spellStart"/>
             <w:r>
               <w:rPr>
                 <w:rFonts w:ascii="Tahoma" w:eastAsia="微软雅黑" w:hAnsi="Tahoma" w:hint="eastAsia"/>
@@ -5701,6 +5989,7 @@
               </w:rPr>
               <w:t>ico</w:t>
             </w:r>
+            <w:proofErr w:type="spellEnd"/>
             <w:r>
               <w:rPr>
                 <w:rFonts w:ascii="Tahoma" w:eastAsia="微软雅黑" w:hAnsi="Tahoma" w:hint="eastAsia"/>
@@ -5801,6 +6090,7 @@
               </w:rPr>
               <w:t>重装</w:t>
             </w:r>
+            <w:proofErr w:type="spellStart"/>
             <w:r>
               <w:rPr>
                 <w:rFonts w:ascii="Tahoma" w:eastAsia="微软雅黑" w:hAnsi="Tahoma" w:hint="eastAsia"/>
@@ -5809,6 +6099,7 @@
               </w:rPr>
               <w:t>rmmv</w:t>
             </w:r>
+            <w:proofErr w:type="spellEnd"/>
             <w:r>
               <w:rPr>
                 <w:rFonts w:ascii="Tahoma" w:eastAsia="微软雅黑" w:hAnsi="Tahoma" w:hint="eastAsia"/>
@@ -5817,6 +6108,7 @@
               </w:rPr>
               <w:t>也没用，因为注册表中存储了</w:t>
             </w:r>
+            <w:proofErr w:type="spellStart"/>
             <w:r>
               <w:rPr>
                 <w:rFonts w:ascii="Tahoma" w:eastAsia="微软雅黑" w:hAnsi="Tahoma"/>
@@ -5825,6 +6117,7 @@
               </w:rPr>
               <w:t>rmmv</w:t>
             </w:r>
+            <w:proofErr w:type="spellEnd"/>
             <w:r>
               <w:rPr>
                 <w:rFonts w:ascii="Tahoma" w:eastAsia="微软雅黑" w:hAnsi="Tahoma" w:hint="eastAsia"/>
@@ -5849,6 +6142,7 @@
               </w:rPr>
               <w:t>执行路径，下次装上时，会自动扫描</w:t>
             </w:r>
+            <w:proofErr w:type="spellStart"/>
             <w:r>
               <w:rPr>
                 <w:rFonts w:ascii="Tahoma" w:eastAsia="微软雅黑" w:hAnsi="Tahoma" w:hint="eastAsia"/>
@@ -5857,6 +6151,7 @@
               </w:rPr>
               <w:t>rmmv</w:t>
             </w:r>
+            <w:proofErr w:type="spellEnd"/>
             <w:r>
               <w:rPr>
                 <w:rFonts w:ascii="Tahoma" w:eastAsia="微软雅黑" w:hAnsi="Tahoma" w:hint="eastAsia"/>
@@ -5935,6 +6230,7 @@
               </w:rPr>
               <w:t>用记事本打开</w:t>
             </w:r>
+            <w:proofErr w:type="spellStart"/>
             <w:r>
               <w:rPr>
                 <w:rFonts w:ascii="Tahoma" w:eastAsia="微软雅黑" w:hAnsi="Tahoma" w:hint="eastAsia"/>
@@ -5951,6 +6247,7 @@
               </w:rPr>
               <w:t>.json</w:t>
             </w:r>
+            <w:proofErr w:type="spellEnd"/>
             <w:r>
               <w:rPr>
                 <w:rFonts w:ascii="Tahoma" w:eastAsia="微软雅黑" w:hAnsi="Tahoma" w:hint="eastAsia"/>
@@ -6298,7 +6595,25 @@
                 <w:kern w:val="0"/>
                 <w:sz w:val="22"/>
               </w:rPr>
-              <w:t>那么可以直接删图标缓存解决此方法。</w:t>
+              <w:t>那么可以直接</w:t>
+            </w:r>
+            <w:proofErr w:type="gramStart"/>
+            <w:r>
+              <w:rPr>
+                <w:rFonts w:ascii="Tahoma" w:eastAsia="微软雅黑" w:hAnsi="Tahoma" w:hint="eastAsia"/>
+                <w:kern w:val="0"/>
+                <w:sz w:val="22"/>
+              </w:rPr>
+              <w:t>删</w:t>
+            </w:r>
+            <w:proofErr w:type="gramEnd"/>
+            <w:r>
+              <w:rPr>
+                <w:rFonts w:ascii="Tahoma" w:eastAsia="微软雅黑" w:hAnsi="Tahoma" w:hint="eastAsia"/>
+                <w:kern w:val="0"/>
+                <w:sz w:val="22"/>
+              </w:rPr>
+              <w:t>图标缓存解决此方法。</w:t>
             </w:r>
           </w:p>
           <w:p>
@@ -6425,7 +6740,25 @@
                 <w:kern w:val="0"/>
                 <w:sz w:val="22"/>
               </w:rPr>
-              <w:t>游戏都要去删一次那个缓存文件，因为</w:t>
+              <w:t>游戏都要去</w:t>
+            </w:r>
+            <w:proofErr w:type="gramStart"/>
+            <w:r>
+              <w:rPr>
+                <w:rFonts w:ascii="Tahoma" w:eastAsia="微软雅黑" w:hAnsi="Tahoma" w:hint="eastAsia"/>
+                <w:kern w:val="0"/>
+                <w:sz w:val="22"/>
+              </w:rPr>
+              <w:t>删</w:t>
+            </w:r>
+            <w:proofErr w:type="gramEnd"/>
+            <w:r>
+              <w:rPr>
+                <w:rFonts w:ascii="Tahoma" w:eastAsia="微软雅黑" w:hAnsi="Tahoma" w:hint="eastAsia"/>
+                <w:kern w:val="0"/>
+                <w:sz w:val="22"/>
+              </w:rPr>
+              <w:t>一次那个缓存文件，因为</w:t>
             </w:r>
             <w:r>
               <w:rPr>
@@ -6648,6 +6981,7 @@
           <w:rFonts w:hint="eastAsia"/>
         </w:rPr>
       </w:pPr>
+      <w:proofErr w:type="spellStart"/>
       <w:r>
         <w:lastRenderedPageBreak/>
         <w:t>R</w:t>
@@ -6656,7 +6990,14 @@
         <w:rPr>
           <w:rFonts w:hint="eastAsia"/>
         </w:rPr>
-        <w:t>mmv部署失败</w:t>
+        <w:t>mmv</w:t>
+      </w:r>
+      <w:proofErr w:type="spellEnd"/>
+      <w:r>
+        <w:rPr>
+          <w:rFonts w:hint="eastAsia"/>
+        </w:rPr>
+        <w:t>部署失败</w:t>
       </w:r>
     </w:p>
     <w:tbl>
@@ -6725,6 +7066,7 @@
                 <w:sz w:val="22"/>
               </w:rPr>
             </w:pPr>
+            <w:proofErr w:type="spellStart"/>
             <w:r>
               <w:rPr>
                 <w:rFonts w:ascii="Tahoma" w:eastAsia="微软雅黑" w:hAnsi="Tahoma" w:hint="eastAsia"/>
@@ -6733,6 +7075,7 @@
               </w:rPr>
               <w:t>Rmmv</w:t>
             </w:r>
+            <w:proofErr w:type="spellEnd"/>
             <w:r>
               <w:rPr>
                 <w:rFonts w:ascii="Tahoma" w:eastAsia="微软雅黑" w:hAnsi="Tahoma" w:hint="eastAsia"/>
@@ -7067,6 +7410,7 @@
               </w:rPr>
               <w:t>”。该问题会造成</w:t>
             </w:r>
+            <w:proofErr w:type="spellStart"/>
             <w:r>
               <w:rPr>
                 <w:rFonts w:ascii="Tahoma" w:eastAsia="微软雅黑" w:hAnsi="Tahoma" w:hint="eastAsia"/>
@@ -7075,6 +7419,7 @@
               </w:rPr>
               <w:t>rmmv</w:t>
             </w:r>
+            <w:proofErr w:type="spellEnd"/>
             <w:r>
               <w:rPr>
                 <w:rFonts w:ascii="Tahoma" w:eastAsia="微软雅黑" w:hAnsi="Tahoma" w:hint="eastAsia"/>
@@ -7183,14 +7528,34 @@
               </w:rPr>
               <w:t>将所有含</w:t>
             </w:r>
-            <w:r>
-              <w:rPr>
-                <w:rFonts w:ascii="Tahoma" w:eastAsia="微软雅黑" w:hAnsi="Tahoma"/>
-                <w:kern w:val="0"/>
-                <w:sz w:val="22"/>
-              </w:rPr>
-              <w:t>”#”</w:t>
-            </w:r>
+            <w:proofErr w:type="gramStart"/>
+            <w:r>
+              <w:rPr>
+                <w:rFonts w:ascii="Tahoma" w:eastAsia="微软雅黑" w:hAnsi="Tahoma"/>
+                <w:kern w:val="0"/>
+                <w:sz w:val="22"/>
+              </w:rPr>
+              <w:t>”</w:t>
+            </w:r>
+            <w:proofErr w:type="gramEnd"/>
+            <w:r>
+              <w:rPr>
+                <w:rFonts w:ascii="Tahoma" w:eastAsia="微软雅黑" w:hAnsi="Tahoma"/>
+                <w:kern w:val="0"/>
+                <w:sz w:val="22"/>
+              </w:rPr>
+              <w:t>#</w:t>
+            </w:r>
+            <w:proofErr w:type="gramStart"/>
+            <w:r>
+              <w:rPr>
+                <w:rFonts w:ascii="Tahoma" w:eastAsia="微软雅黑" w:hAnsi="Tahoma"/>
+                <w:kern w:val="0"/>
+                <w:sz w:val="22"/>
+              </w:rPr>
+              <w:t>”</w:t>
+            </w:r>
+            <w:proofErr w:type="gramEnd"/>
             <w:r>
               <w:rPr>
                 <w:rFonts w:ascii="Tahoma" w:eastAsia="微软雅黑" w:hAnsi="Tahoma" w:hint="eastAsia"/>
@@ -7275,7 +7640,25 @@
                 <w:kern w:val="0"/>
                 <w:sz w:val="22"/>
               </w:rPr>
-              <w:t>还有一种情况，群友不小心拖了</w:t>
+              <w:t>还有一种情况，群友不</w:t>
+            </w:r>
+            <w:proofErr w:type="gramStart"/>
+            <w:r>
+              <w:rPr>
+                <w:rFonts w:ascii="Tahoma" w:eastAsia="微软雅黑" w:hAnsi="Tahoma" w:hint="eastAsia"/>
+                <w:kern w:val="0"/>
+                <w:sz w:val="22"/>
+              </w:rPr>
+              <w:t>小心拖</w:t>
+            </w:r>
+            <w:proofErr w:type="gramEnd"/>
+            <w:r>
+              <w:rPr>
+                <w:rFonts w:ascii="Tahoma" w:eastAsia="微软雅黑" w:hAnsi="Tahoma" w:hint="eastAsia"/>
+                <w:kern w:val="0"/>
+                <w:sz w:val="22"/>
+              </w:rPr>
+              <w:t>了</w:t>
             </w:r>
             <w:r>
               <w:rPr>
@@ -7315,6 +7698,7 @@
               </w:rPr>
               <w:t>当</w:t>
             </w:r>
+            <w:proofErr w:type="spellStart"/>
             <w:r>
               <w:rPr>
                 <w:rFonts w:ascii="Tahoma" w:eastAsia="微软雅黑" w:hAnsi="Tahoma" w:hint="eastAsia"/>
@@ -7323,6 +7707,7 @@
               </w:rPr>
               <w:t>rmmv</w:t>
             </w:r>
+            <w:proofErr w:type="spellEnd"/>
             <w:r>
               <w:rPr>
                 <w:rFonts w:ascii="Tahoma" w:eastAsia="微软雅黑" w:hAnsi="Tahoma" w:hint="eastAsia"/>
@@ -7451,6 +7836,7 @@
           <w:rFonts w:hint="eastAsia"/>
         </w:rPr>
       </w:pPr>
+      <w:proofErr w:type="spellStart"/>
       <w:r>
         <w:lastRenderedPageBreak/>
         <w:t>R</w:t>
@@ -7459,7 +7845,28 @@
         <w:rPr>
           <w:rFonts w:hint="eastAsia"/>
         </w:rPr>
-        <w:t>mmv部署时去除了ogg文件</w:t>
+        <w:t>mmv</w:t>
+      </w:r>
+      <w:proofErr w:type="spellEnd"/>
+      <w:r>
+        <w:rPr>
+          <w:rFonts w:hint="eastAsia"/>
+        </w:rPr>
+        <w:t>部署时去除了</w:t>
+      </w:r>
+      <w:proofErr w:type="spellStart"/>
+      <w:r>
+        <w:rPr>
+          <w:rFonts w:hint="eastAsia"/>
+        </w:rPr>
+        <w:t>ogg</w:t>
+      </w:r>
+      <w:proofErr w:type="spellEnd"/>
+      <w:r>
+        <w:rPr>
+          <w:rFonts w:hint="eastAsia"/>
+        </w:rPr>
+        <w:t>文件</w:t>
       </w:r>
     </w:p>
     <w:tbl>
@@ -7528,6 +7935,7 @@
                 <w:sz w:val="22"/>
               </w:rPr>
             </w:pPr>
+            <w:proofErr w:type="spellStart"/>
             <w:r>
               <w:rPr>
                 <w:rFonts w:ascii="Tahoma" w:eastAsia="微软雅黑" w:hAnsi="Tahoma" w:hint="eastAsia"/>
@@ -7536,6 +7944,7 @@
               </w:rPr>
               <w:t>Rmmv</w:t>
             </w:r>
+            <w:proofErr w:type="spellEnd"/>
             <w:r>
               <w:rPr>
                 <w:rFonts w:ascii="Tahoma" w:eastAsia="微软雅黑" w:hAnsi="Tahoma" w:hint="eastAsia"/>
@@ -7544,6 +7953,7 @@
               </w:rPr>
               <w:t>部署时去除了</w:t>
             </w:r>
+            <w:proofErr w:type="spellStart"/>
             <w:r>
               <w:rPr>
                 <w:rFonts w:ascii="Tahoma" w:eastAsia="微软雅黑" w:hAnsi="Tahoma" w:hint="eastAsia"/>
@@ -7552,6 +7962,7 @@
               </w:rPr>
               <w:t>ogg</w:t>
             </w:r>
+            <w:proofErr w:type="spellEnd"/>
             <w:r>
               <w:rPr>
                 <w:rFonts w:ascii="Tahoma" w:eastAsia="微软雅黑" w:hAnsi="Tahoma" w:hint="eastAsia"/>
@@ -7620,6 +8031,7 @@
               </w:rPr>
               <w:t>使用</w:t>
             </w:r>
+            <w:proofErr w:type="spellStart"/>
             <w:r>
               <w:rPr>
                 <w:rFonts w:ascii="Tahoma" w:eastAsia="微软雅黑" w:hAnsi="Tahoma" w:hint="eastAsia"/>
@@ -7628,6 +8040,7 @@
               </w:rPr>
               <w:t>rmmv</w:t>
             </w:r>
+            <w:proofErr w:type="spellEnd"/>
             <w:r>
               <w:rPr>
                 <w:rFonts w:ascii="Tahoma" w:eastAsia="微软雅黑" w:hAnsi="Tahoma" w:hint="eastAsia"/>
@@ -8062,6 +8475,7 @@
               </w:rPr>
               <w:t>由于只是</w:t>
             </w:r>
+            <w:proofErr w:type="spellStart"/>
             <w:r>
               <w:rPr>
                 <w:rFonts w:ascii="Tahoma" w:eastAsia="微软雅黑" w:hAnsi="Tahoma" w:hint="eastAsia"/>
@@ -8070,6 +8484,7 @@
               </w:rPr>
               <w:t>rmmv</w:t>
             </w:r>
+            <w:proofErr w:type="spellEnd"/>
             <w:r>
               <w:rPr>
                 <w:rFonts w:ascii="Tahoma" w:eastAsia="微软雅黑" w:hAnsi="Tahoma" w:hint="eastAsia"/>
@@ -8134,6 +8549,7 @@
               </w:rPr>
               <w:t>（视频），如果工程中只有</w:t>
             </w:r>
+            <w:proofErr w:type="spellStart"/>
             <w:r>
               <w:rPr>
                 <w:rFonts w:ascii="Tahoma" w:eastAsia="微软雅黑" w:hAnsi="Tahoma" w:hint="eastAsia"/>
@@ -8142,6 +8558,7 @@
               </w:rPr>
               <w:t>ogg</w:t>
             </w:r>
+            <w:proofErr w:type="spellEnd"/>
             <w:r>
               <w:rPr>
                 <w:rFonts w:ascii="Tahoma" w:eastAsia="微软雅黑" w:hAnsi="Tahoma" w:hint="eastAsia"/>
@@ -8150,6 +8567,7 @@
               </w:rPr>
               <w:t>和</w:t>
             </w:r>
+            <w:proofErr w:type="spellStart"/>
             <w:r>
               <w:rPr>
                 <w:rFonts w:ascii="Tahoma" w:eastAsia="微软雅黑" w:hAnsi="Tahoma" w:hint="eastAsia"/>
@@ -8158,6 +8576,7 @@
               </w:rPr>
               <w:t>webm</w:t>
             </w:r>
+            <w:proofErr w:type="spellEnd"/>
             <w:r>
               <w:rPr>
                 <w:rFonts w:ascii="Tahoma" w:eastAsia="微软雅黑" w:hAnsi="Tahoma" w:hint="eastAsia"/>
@@ -8189,6 +8608,7 @@
               </w:rPr>
               <w:t>（这个问题在</w:t>
             </w:r>
+            <w:proofErr w:type="spellStart"/>
             <w:r>
               <w:rPr>
                 <w:rFonts w:ascii="Tahoma" w:eastAsia="微软雅黑" w:hAnsi="Tahoma" w:hint="eastAsia"/>
@@ -8198,6 +8618,7 @@
               </w:rPr>
               <w:t>rmmz</w:t>
             </w:r>
+            <w:proofErr w:type="spellEnd"/>
             <w:r>
               <w:rPr>
                 <w:rFonts w:ascii="Tahoma" w:eastAsia="微软雅黑" w:hAnsi="Tahoma" w:hint="eastAsia"/>
@@ -8207,6 +8628,7 @@
               </w:rPr>
               <w:t>中已经解决，兼容</w:t>
             </w:r>
+            <w:proofErr w:type="spellStart"/>
             <w:r>
               <w:rPr>
                 <w:rFonts w:ascii="Tahoma" w:eastAsia="微软雅黑" w:hAnsi="Tahoma" w:hint="eastAsia"/>
@@ -8216,6 +8638,7 @@
               </w:rPr>
               <w:t>ogg</w:t>
             </w:r>
+            <w:proofErr w:type="spellEnd"/>
             <w:r>
               <w:rPr>
                 <w:rFonts w:ascii="Tahoma" w:eastAsia="微软雅黑" w:hAnsi="Tahoma" w:hint="eastAsia"/>
@@ -8285,6 +8708,7 @@
               </w:rPr>
               <w:t>必须把所有</w:t>
             </w:r>
+            <w:proofErr w:type="spellStart"/>
             <w:r>
               <w:rPr>
                 <w:rFonts w:ascii="Tahoma" w:eastAsia="微软雅黑" w:hAnsi="Tahoma" w:hint="eastAsia"/>
@@ -8293,6 +8717,7 @@
               </w:rPr>
               <w:t>ogg</w:t>
             </w:r>
+            <w:proofErr w:type="spellEnd"/>
             <w:r>
               <w:rPr>
                 <w:rFonts w:ascii="Tahoma" w:eastAsia="微软雅黑" w:hAnsi="Tahoma" w:hint="eastAsia"/>
@@ -8333,6 +8758,7 @@
               </w:rPr>
               <w:t>，</w:t>
             </w:r>
+            <w:proofErr w:type="spellStart"/>
             <w:r>
               <w:rPr>
                 <w:rFonts w:ascii="Tahoma" w:eastAsia="微软雅黑" w:hAnsi="Tahoma" w:hint="eastAsia"/>
@@ -8341,6 +8767,7 @@
               </w:rPr>
               <w:t>webm</w:t>
             </w:r>
+            <w:proofErr w:type="spellEnd"/>
             <w:r>
               <w:rPr>
                 <w:rFonts w:ascii="Tahoma" w:eastAsia="微软雅黑" w:hAnsi="Tahoma" w:hint="eastAsia"/>
@@ -8434,7 +8861,7 @@
         <w:pStyle w:val="2"/>
         <w:spacing w:line="276" w:lineRule="auto"/>
         <w:rPr>
-          <w:rFonts w:ascii="Tahoma" w:eastAsia="微软雅黑" w:hAnsi="Tahoma"/>
+          <w:rFonts w:ascii="Tahoma" w:eastAsia="微软雅黑" w:hAnsi="Tahoma" w:hint="eastAsia"/>
           <w:color w:val="FF0000"/>
           <w:kern w:val="0"/>
           <w:sz w:val="22"/>
@@ -8445,6 +8872,12 @@
           <w:rFonts w:hint="eastAsia"/>
         </w:rPr>
         <w:lastRenderedPageBreak/>
+        <w:t>===</w:t>
+      </w:r>
+      <w:r>
+        <w:rPr>
+          <w:rFonts w:hint="eastAsia"/>
+        </w:rPr>
         <w:t>常见问题 -</w:t>
       </w:r>
       <w:r>
@@ -8455,6 +8888,12 @@
           <w:rFonts w:hint="eastAsia"/>
         </w:rPr>
         <w:t>软件错误</w:t>
+      </w:r>
+      <w:r>
+        <w:rPr>
+          <w:rFonts w:hint="eastAsia"/>
+        </w:rPr>
+        <w:t>===</w:t>
       </w:r>
     </w:p>
     <w:p>
@@ -8465,11 +8904,19 @@
           <w:rFonts w:hint="eastAsia"/>
         </w:rPr>
       </w:pPr>
+      <w:proofErr w:type="spellStart"/>
       <w:r>
         <w:rPr>
           <w:rFonts w:hint="eastAsia"/>
         </w:rPr>
-        <w:t>Rmmv软件闪退</w:t>
+        <w:t>Rmmv</w:t>
+      </w:r>
+      <w:proofErr w:type="spellEnd"/>
+      <w:r>
+        <w:rPr>
+          <w:rFonts w:hint="eastAsia"/>
+        </w:rPr>
+        <w:t>软件闪退</w:t>
       </w:r>
     </w:p>
     <w:tbl>
@@ -8538,6 +8985,7 @@
                 <w:sz w:val="22"/>
               </w:rPr>
             </w:pPr>
+            <w:proofErr w:type="spellStart"/>
             <w:r>
               <w:rPr>
                 <w:rFonts w:ascii="Tahoma" w:eastAsia="微软雅黑" w:hAnsi="Tahoma" w:hint="eastAsia"/>
@@ -8546,6 +8994,7 @@
               </w:rPr>
               <w:t>Rmmv</w:t>
             </w:r>
+            <w:proofErr w:type="spellEnd"/>
             <w:r>
               <w:rPr>
                 <w:rFonts w:ascii="Tahoma" w:eastAsia="微软雅黑" w:hAnsi="Tahoma" w:hint="eastAsia"/>
@@ -9230,17 +9679,30 @@
               </w:rPr>
               <w:t>类似可见前面章节：</w:t>
             </w:r>
-            <w:hyperlink w:anchor="_游戏闪退（进入超大地图时）" w:history="1">
-              <w:r>
-                <w:rPr>
-                  <w:rStyle w:val="a4"/>
-                  <w:rFonts w:ascii="Tahoma" w:eastAsia="微软雅黑" w:hAnsi="Tahoma" w:hint="eastAsia"/>
-                  <w:kern w:val="0"/>
-                  <w:sz w:val="22"/>
-                </w:rPr>
-                <w:t>游戏闪退（进入超大地图时）</w:t>
-              </w:r>
-            </w:hyperlink>
+            <w:r>
+              <w:fldChar w:fldCharType="begin"/>
+            </w:r>
+            <w:r>
+              <w:instrText>HYPERLINK \l "_游戏闪退（进入超大地图时）"</w:instrText>
+            </w:r>
+            <w:r>
+              <w:rPr>
+                <w:rFonts w:hint="eastAsia"/>
+              </w:rPr>
+              <w:fldChar w:fldCharType="separate"/>
+            </w:r>
+            <w:r>
+              <w:rPr>
+                <w:rStyle w:val="a4"/>
+                <w:rFonts w:ascii="Tahoma" w:eastAsia="微软雅黑" w:hAnsi="Tahoma" w:hint="eastAsia"/>
+                <w:kern w:val="0"/>
+                <w:sz w:val="22"/>
+              </w:rPr>
+              <w:t>游戏闪退（进入超大地图时）</w:t>
+            </w:r>
+            <w:r>
+              <w:fldChar w:fldCharType="end"/>
+            </w:r>
             <w:r>
               <w:rPr>
                 <w:rFonts w:ascii="Tahoma" w:eastAsia="微软雅黑" w:hAnsi="Tahoma" w:hint="eastAsia"/>
@@ -9409,8 +9871,19 @@
                 <w:kern w:val="0"/>
                 <w:sz w:val="22"/>
               </w:rPr>
-              <w:t>&gt; Rmmv</w:t>
-            </w:r>
+              <w:t xml:space="preserve">&gt; </w:t>
+            </w:r>
+            <w:proofErr w:type="spellStart"/>
+            <w:r>
+              <w:rPr>
+                <w:rFonts w:ascii="Tahoma" w:eastAsia="微软雅黑" w:hAnsi="Tahoma"/>
+                <w:color w:val="0070C0"/>
+                <w:kern w:val="0"/>
+                <w:sz w:val="22"/>
+              </w:rPr>
+              <w:t>Rmmv</w:t>
+            </w:r>
+            <w:proofErr w:type="spellEnd"/>
             <w:r>
               <w:rPr>
                 <w:rFonts w:ascii="Tahoma" w:eastAsia="微软雅黑" w:hAnsi="Tahoma"/>
@@ -9656,6 +10129,12 @@
           <w:rFonts w:hint="eastAsia"/>
         </w:rPr>
         <w:lastRenderedPageBreak/>
+        <w:t>===</w:t>
+      </w:r>
+      <w:r>
+        <w:rPr>
+          <w:rFonts w:hint="eastAsia"/>
+        </w:rPr>
         <w:t>常见问题 -</w:t>
       </w:r>
       <w:r>
@@ -9666,6 +10145,12 @@
           <w:rFonts w:hint="eastAsia"/>
         </w:rPr>
         <w:t>说明文档</w:t>
+      </w:r>
+      <w:r>
+        <w:rPr>
+          <w:rFonts w:hint="eastAsia"/>
+        </w:rPr>
+        <w:t>===</w:t>
       </w:r>
     </w:p>
     <w:p>
@@ -9965,7 +10450,25 @@
           <w:kern w:val="0"/>
           <w:sz w:val="22"/>
         </w:rPr>
-        <w:t>有报错后，会出现如下图类似的信息。</w:t>
+        <w:t>有报错后，会出现如下</w:t>
+      </w:r>
+      <w:proofErr w:type="gramStart"/>
+      <w:r>
+        <w:rPr>
+          <w:rFonts w:ascii="Tahoma" w:eastAsia="微软雅黑" w:hAnsi="Tahoma" w:hint="eastAsia"/>
+          <w:kern w:val="0"/>
+          <w:sz w:val="22"/>
+        </w:rPr>
+        <w:t>图类似</w:t>
+      </w:r>
+      <w:proofErr w:type="gramEnd"/>
+      <w:r>
+        <w:rPr>
+          <w:rFonts w:ascii="Tahoma" w:eastAsia="微软雅黑" w:hAnsi="Tahoma" w:hint="eastAsia"/>
+          <w:kern w:val="0"/>
+          <w:sz w:val="22"/>
+        </w:rPr>
+        <w:t>的信息。</w:t>
       </w:r>
     </w:p>
     <w:p>
@@ -10321,7 +10824,25 @@
                 <w:kern w:val="0"/>
                 <w:sz w:val="22"/>
               </w:rPr>
-              <w:t>二选一。</w:t>
+              <w:t>二选</w:t>
+            </w:r>
+            <w:proofErr w:type="gramStart"/>
+            <w:r>
+              <w:rPr>
+                <w:rFonts w:ascii="Tahoma" w:eastAsia="微软雅黑" w:hAnsi="Tahoma" w:hint="eastAsia"/>
+                <w:kern w:val="0"/>
+                <w:sz w:val="22"/>
+              </w:rPr>
+              <w:t>一</w:t>
+            </w:r>
+            <w:proofErr w:type="gramEnd"/>
+            <w:r>
+              <w:rPr>
+                <w:rFonts w:ascii="Tahoma" w:eastAsia="微软雅黑" w:hAnsi="Tahoma" w:hint="eastAsia"/>
+                <w:kern w:val="0"/>
+                <w:sz w:val="22"/>
+              </w:rPr>
+              <w:t>。</w:t>
             </w:r>
           </w:p>
         </w:tc>
@@ -10504,6 +11025,7 @@
       </w:rPr>
       <w:t xml:space="preserve">   </w:t>
     </w:r>
+    <w:proofErr w:type="spellStart"/>
     <w:r>
       <w:rPr>
         <w:rFonts w:ascii="微软雅黑" w:eastAsia="微软雅黑" w:hAnsi="微软雅黑"/>
@@ -10511,6 +11033,7 @@
       </w:rPr>
       <w:t>drill_up</w:t>
     </w:r>
+    <w:proofErr w:type="spellEnd"/>
   </w:p>
 </w:hdr>
 </file>
